--- a/21.05 Кучумова.docx
+++ b/21.05 Кучумова.docx
@@ -11,6 +11,8 @@
       <w:r>
         <w:rPr>
           <w:b/>
+          <w:noProof/>
+          <w:lang w:eastAsia="ru-RU"/>
         </w:rPr>
         <mc:AlternateContent>
           <mc:Choice Requires="wps">
@@ -195,6 +197,8 @@
       <w:r>
         <w:rPr>
           <w:b/>
+          <w:noProof/>
+          <w:lang w:eastAsia="ru-RU"/>
         </w:rPr>
         <mc:AlternateContent>
           <mc:Choice Requires="wps">
@@ -309,6 +313,8 @@
       <w:r>
         <w:rPr>
           <w:b/>
+          <w:noProof/>
+          <w:lang w:eastAsia="ru-RU"/>
         </w:rPr>
         <mc:AlternateContent>
           <mc:Choice Requires="wps">
@@ -455,6 +461,8 @@
       <w:r>
         <w:rPr>
           <w:b/>
+          <w:noProof/>
+          <w:lang w:eastAsia="ru-RU"/>
         </w:rPr>
         <mc:AlternateContent>
           <mc:Choice Requires="wps">
@@ -665,6 +673,8 @@
       <w:r>
         <w:rPr>
           <w:b/>
+          <w:noProof/>
+          <w:lang w:eastAsia="ru-RU"/>
         </w:rPr>
         <mc:AlternateContent>
           <mc:Choice Requires="wps">
@@ -870,6 +880,8 @@
       <w:r>
         <w:rPr>
           <w:b/>
+          <w:noProof/>
+          <w:lang w:eastAsia="ru-RU"/>
         </w:rPr>
         <w:lastRenderedPageBreak/>
         <mc:AlternateContent>
@@ -985,6 +997,13 @@
     </w:p>
     <w:sdt>
       <w:sdtPr>
+        <w:rPr>
+          <w:rFonts w:asciiTheme="minorHAnsi" w:eastAsiaTheme="minorHAnsi" w:hAnsiTheme="minorHAnsi" w:cstheme="minorBidi"/>
+          <w:color w:val="auto"/>
+          <w:sz w:val="22"/>
+          <w:szCs w:val="22"/>
+          <w:lang w:eastAsia="en-US"/>
+        </w:rPr>
         <w:id w:val="-171647746"/>
         <w:docPartObj>
           <w:docPartGallery w:val="Table of Contents"/>
@@ -993,13 +1012,8 @@
       </w:sdtPr>
       <w:sdtEndPr>
         <w:rPr>
-          <w:rFonts w:asciiTheme="minorHAnsi" w:eastAsiaTheme="minorHAnsi" w:hAnsiTheme="minorHAnsi" w:cstheme="minorBidi"/>
           <w:b/>
           <w:bCs/>
-          <w:color w:val="auto"/>
-          <w:sz w:val="22"/>
-          <w:szCs w:val="22"/>
-          <w:lang w:eastAsia="en-US"/>
         </w:rPr>
       </w:sdtEndPr>
       <w:sdtContent>
@@ -1052,7 +1066,7 @@
             </w:rPr>
             <w:fldChar w:fldCharType="separate"/>
           </w:r>
-          <w:hyperlink w:anchor="_Toc230250592" w:history="1">
+          <w:hyperlink w:anchor="_Toc230260787" w:history="1">
             <w:r>
               <w:rPr>
                 <w:rStyle w:val="a9"/>
@@ -1092,7 +1106,7 @@
                 <w:sz w:val="28"/>
                 <w:szCs w:val="28"/>
               </w:rPr>
-              <w:instrText xml:space="preserve"> PAGEREF _Toc230250592 \h </w:instrText>
+              <w:instrText xml:space="preserve"> PAGEREF _Toc230260787 \h </w:instrText>
             </w:r>
             <w:r>
               <w:rPr>
@@ -1149,7 +1163,7 @@
               <w:lang w:eastAsia="ru-RU"/>
             </w:rPr>
           </w:pPr>
-          <w:hyperlink w:anchor="_Toc230250593" w:history="1">
+          <w:hyperlink w:anchor="_Toc230260788" w:history="1">
             <w:r>
               <w:rPr>
                 <w:rStyle w:val="a9"/>
@@ -1159,7 +1173,7 @@
                 <w:sz w:val="28"/>
                 <w:szCs w:val="28"/>
               </w:rPr>
-              <w:t>Понятие, сущность и значение информационного обеспечения</w:t>
+              <w:t>Работа</w:t>
             </w:r>
             <w:r>
               <w:rPr>
@@ -1189,7 +1203,7 @@
                 <w:sz w:val="28"/>
                 <w:szCs w:val="28"/>
               </w:rPr>
-              <w:instrText xml:space="preserve"> PAGEREF _Toc230250593 \h </w:instrText>
+              <w:instrText xml:space="preserve"> PAGEREF _Toc230260788 \h </w:instrText>
             </w:r>
             <w:r>
               <w:rPr>
@@ -1246,7 +1260,104 @@
               <w:lang w:eastAsia="ru-RU"/>
             </w:rPr>
           </w:pPr>
-          <w:hyperlink w:anchor="_Toc230250594" w:history="1">
+          <w:hyperlink w:anchor="_Toc230260789" w:history="1">
+            <w:r>
+              <w:rPr>
+                <w:rStyle w:val="a9"/>
+                <w:rFonts w:ascii="Times New Roman" w:hAnsi="Times New Roman" w:cs="Times New Roman"/>
+                <w:b/>
+                <w:noProof/>
+                <w:sz w:val="28"/>
+                <w:szCs w:val="28"/>
+              </w:rPr>
+              <w:t>Понятие, сущность и значение информационного обеспечения</w:t>
+            </w:r>
+            <w:r>
+              <w:rPr>
+                <w:rFonts w:ascii="Times New Roman" w:hAnsi="Times New Roman" w:cs="Times New Roman"/>
+                <w:noProof/>
+                <w:webHidden/>
+                <w:sz w:val="28"/>
+                <w:szCs w:val="28"/>
+              </w:rPr>
+              <w:tab/>
+            </w:r>
+            <w:r>
+              <w:rPr>
+                <w:rFonts w:ascii="Times New Roman" w:hAnsi="Times New Roman" w:cs="Times New Roman"/>
+                <w:noProof/>
+                <w:webHidden/>
+                <w:sz w:val="28"/>
+                <w:szCs w:val="28"/>
+              </w:rPr>
+              <w:fldChar w:fldCharType="begin"/>
+            </w:r>
+            <w:r>
+              <w:rPr>
+                <w:rFonts w:ascii="Times New Roman" w:hAnsi="Times New Roman" w:cs="Times New Roman"/>
+                <w:noProof/>
+                <w:webHidden/>
+                <w:sz w:val="28"/>
+                <w:szCs w:val="28"/>
+              </w:rPr>
+              <w:instrText xml:space="preserve"> PAGEREF _Toc230260789 \h </w:instrText>
+            </w:r>
+            <w:r>
+              <w:rPr>
+                <w:rFonts w:ascii="Times New Roman" w:hAnsi="Times New Roman" w:cs="Times New Roman"/>
+                <w:noProof/>
+                <w:webHidden/>
+                <w:sz w:val="28"/>
+                <w:szCs w:val="28"/>
+              </w:rPr>
+            </w:r>
+            <w:r>
+              <w:rPr>
+                <w:rFonts w:ascii="Times New Roman" w:hAnsi="Times New Roman" w:cs="Times New Roman"/>
+                <w:noProof/>
+                <w:webHidden/>
+                <w:sz w:val="28"/>
+                <w:szCs w:val="28"/>
+              </w:rPr>
+              <w:fldChar w:fldCharType="separate"/>
+            </w:r>
+            <w:r>
+              <w:rPr>
+                <w:rFonts w:ascii="Times New Roman" w:hAnsi="Times New Roman" w:cs="Times New Roman"/>
+                <w:noProof/>
+                <w:webHidden/>
+                <w:sz w:val="28"/>
+                <w:szCs w:val="28"/>
+              </w:rPr>
+              <w:t>4</w:t>
+            </w:r>
+            <w:r>
+              <w:rPr>
+                <w:rFonts w:ascii="Times New Roman" w:hAnsi="Times New Roman" w:cs="Times New Roman"/>
+                <w:noProof/>
+                <w:webHidden/>
+                <w:sz w:val="28"/>
+                <w:szCs w:val="28"/>
+              </w:rPr>
+              <w:fldChar w:fldCharType="end"/>
+            </w:r>
+          </w:hyperlink>
+        </w:p>
+        <w:p>
+          <w:pPr>
+            <w:pStyle w:val="11"/>
+            <w:tabs>
+              <w:tab w:val="right" w:leader="dot" w:pos="9345"/>
+            </w:tabs>
+            <w:rPr>
+              <w:rFonts w:ascii="Times New Roman" w:eastAsiaTheme="minorEastAsia" w:hAnsi="Times New Roman" w:cs="Times New Roman"/>
+              <w:noProof/>
+              <w:sz w:val="28"/>
+              <w:szCs w:val="28"/>
+              <w:lang w:eastAsia="ru-RU"/>
+            </w:rPr>
+          </w:pPr>
+          <w:hyperlink w:anchor="_Toc230260790" w:history="1">
             <w:r>
               <w:rPr>
                 <w:rStyle w:val="a9"/>
@@ -1286,7 +1397,7 @@
                 <w:sz w:val="28"/>
                 <w:szCs w:val="28"/>
               </w:rPr>
-              <w:instrText xml:space="preserve"> PAGEREF _Toc230250594 \h </w:instrText>
+              <w:instrText xml:space="preserve"> PAGEREF _Toc230260790 \h </w:instrText>
             </w:r>
             <w:r>
               <w:rPr>
@@ -1343,7 +1454,7 @@
               <w:lang w:eastAsia="ru-RU"/>
             </w:rPr>
           </w:pPr>
-          <w:hyperlink w:anchor="_Toc230250595" w:history="1">
+          <w:hyperlink w:anchor="_Toc230260791" w:history="1">
             <w:r>
               <w:rPr>
                 <w:rStyle w:val="a9"/>
@@ -1383,7 +1494,7 @@
                 <w:sz w:val="28"/>
                 <w:szCs w:val="28"/>
               </w:rPr>
-              <w:instrText xml:space="preserve"> PAGEREF _Toc230250595 \h </w:instrText>
+              <w:instrText xml:space="preserve"> PAGEREF _Toc230260791 \h </w:instrText>
             </w:r>
             <w:r>
               <w:rPr>
@@ -1440,7 +1551,7 @@
               <w:lang w:eastAsia="ru-RU"/>
             </w:rPr>
           </w:pPr>
-          <w:hyperlink w:anchor="_Toc230250596" w:history="1">
+          <w:hyperlink w:anchor="_Toc230260792" w:history="1">
             <w:r>
               <w:rPr>
                 <w:rStyle w:val="a9"/>
@@ -1480,7 +1591,7 @@
                 <w:sz w:val="28"/>
                 <w:szCs w:val="28"/>
               </w:rPr>
-              <w:instrText xml:space="preserve"> PAGEREF _Toc230250596 \h </w:instrText>
+              <w:instrText xml:space="preserve"> PAGEREF _Toc230260792 \h </w:instrText>
             </w:r>
             <w:r>
               <w:rPr>
@@ -1524,6 +1635,103 @@
           </w:hyperlink>
         </w:p>
         <w:p>
+          <w:pPr>
+            <w:pStyle w:val="11"/>
+            <w:tabs>
+              <w:tab w:val="right" w:leader="dot" w:pos="9345"/>
+            </w:tabs>
+            <w:rPr>
+              <w:rFonts w:ascii="Times New Roman" w:eastAsiaTheme="minorEastAsia" w:hAnsi="Times New Roman" w:cs="Times New Roman"/>
+              <w:noProof/>
+              <w:sz w:val="28"/>
+              <w:szCs w:val="28"/>
+              <w:lang w:eastAsia="ru-RU"/>
+            </w:rPr>
+          </w:pPr>
+          <w:hyperlink w:anchor="_Toc230260793" w:history="1">
+            <w:r>
+              <w:rPr>
+                <w:rStyle w:val="a9"/>
+                <w:rFonts w:ascii="Times New Roman" w:hAnsi="Times New Roman" w:cs="Times New Roman"/>
+                <w:b/>
+                <w:noProof/>
+                <w:sz w:val="28"/>
+                <w:szCs w:val="28"/>
+              </w:rPr>
+              <w:t>Заключение</w:t>
+            </w:r>
+            <w:r>
+              <w:rPr>
+                <w:rFonts w:ascii="Times New Roman" w:hAnsi="Times New Roman" w:cs="Times New Roman"/>
+                <w:noProof/>
+                <w:webHidden/>
+                <w:sz w:val="28"/>
+                <w:szCs w:val="28"/>
+              </w:rPr>
+              <w:tab/>
+            </w:r>
+            <w:r>
+              <w:rPr>
+                <w:rFonts w:ascii="Times New Roman" w:hAnsi="Times New Roman" w:cs="Times New Roman"/>
+                <w:noProof/>
+                <w:webHidden/>
+                <w:sz w:val="28"/>
+                <w:szCs w:val="28"/>
+              </w:rPr>
+              <w:fldChar w:fldCharType="begin"/>
+            </w:r>
+            <w:r>
+              <w:rPr>
+                <w:rFonts w:ascii="Times New Roman" w:hAnsi="Times New Roman" w:cs="Times New Roman"/>
+                <w:noProof/>
+                <w:webHidden/>
+                <w:sz w:val="28"/>
+                <w:szCs w:val="28"/>
+              </w:rPr>
+              <w:instrText xml:space="preserve"> PAGEREF _Toc230260793 \h </w:instrText>
+            </w:r>
+            <w:r>
+              <w:rPr>
+                <w:rFonts w:ascii="Times New Roman" w:hAnsi="Times New Roman" w:cs="Times New Roman"/>
+                <w:noProof/>
+                <w:webHidden/>
+                <w:sz w:val="28"/>
+                <w:szCs w:val="28"/>
+              </w:rPr>
+            </w:r>
+            <w:r>
+              <w:rPr>
+                <w:rFonts w:ascii="Times New Roman" w:hAnsi="Times New Roman" w:cs="Times New Roman"/>
+                <w:noProof/>
+                <w:webHidden/>
+                <w:sz w:val="28"/>
+                <w:szCs w:val="28"/>
+              </w:rPr>
+              <w:fldChar w:fldCharType="separate"/>
+            </w:r>
+            <w:r>
+              <w:rPr>
+                <w:rFonts w:ascii="Times New Roman" w:hAnsi="Times New Roman" w:cs="Times New Roman"/>
+                <w:noProof/>
+                <w:webHidden/>
+                <w:sz w:val="28"/>
+                <w:szCs w:val="28"/>
+              </w:rPr>
+              <w:t>8</w:t>
+            </w:r>
+            <w:r>
+              <w:rPr>
+                <w:rFonts w:ascii="Times New Roman" w:hAnsi="Times New Roman" w:cs="Times New Roman"/>
+                <w:noProof/>
+                <w:webHidden/>
+                <w:sz w:val="28"/>
+                <w:szCs w:val="28"/>
+              </w:rPr>
+              <w:fldChar w:fldCharType="end"/>
+            </w:r>
+          </w:hyperlink>
+        </w:p>
+        <w:p>
           <w:r>
             <w:rPr>
               <w:rFonts w:ascii="Times New Roman" w:hAnsi="Times New Roman" w:cs="Times New Roman"/>
@@ -1549,8 +1757,6 @@
         </w:rPr>
         <w:br w:type="page"/>
       </w:r>
-      <w:bookmarkStart w:id="0" w:name="_GoBack"/>
-      <w:bookmarkEnd w:id="0"/>
     </w:p>
     <w:p>
       <w:pPr>
@@ -1562,7 +1768,7 @@
           <w:color w:val="auto"/>
         </w:rPr>
       </w:pPr>
-      <w:bookmarkStart w:id="1" w:name="_Toc230250592"/>
+      <w:bookmarkStart w:id="0" w:name="_Toc230260787"/>
       <w:r>
         <w:rPr>
           <w:rFonts w:ascii="Times New Roman" w:hAnsi="Times New Roman" w:cs="Times New Roman"/>
@@ -1580,7 +1786,7 @@
         </w:rPr>
         <w:t>ель</w:t>
       </w:r>
-      <w:bookmarkEnd w:id="1"/>
+      <w:bookmarkEnd w:id="0"/>
     </w:p>
     <w:p/>
     <w:p>
@@ -1625,7 +1831,7 @@
           <w:szCs w:val="36"/>
         </w:rPr>
       </w:pPr>
-      <w:bookmarkStart w:id="2" w:name="_Toc230250593"/>
+      <w:bookmarkStart w:id="1" w:name="_Toc230260788"/>
       <w:r>
         <w:rPr>
           <w:rFonts w:ascii="Times New Roman" w:hAnsi="Times New Roman" w:cs="Times New Roman"/>
@@ -1635,6 +1841,44 @@
           <w:szCs w:val="36"/>
         </w:rPr>
         <w:lastRenderedPageBreak/>
+        <w:t>Работа</w:t>
+      </w:r>
+      <w:bookmarkEnd w:id="1"/>
+    </w:p>
+    <w:p>
+      <w:pPr>
+        <w:pStyle w:val="1"/>
+        <w:jc w:val="center"/>
+        <w:rPr>
+          <w:rFonts w:ascii="Times New Roman" w:hAnsi="Times New Roman" w:cs="Times New Roman"/>
+          <w:b/>
+          <w:color w:val="auto"/>
+          <w:sz w:val="36"/>
+          <w:szCs w:val="36"/>
+        </w:rPr>
+      </w:pPr>
+    </w:p>
+    <w:p>
+      <w:pPr>
+        <w:pStyle w:val="1"/>
+        <w:jc w:val="center"/>
+        <w:rPr>
+          <w:rFonts w:ascii="Times New Roman" w:hAnsi="Times New Roman" w:cs="Times New Roman"/>
+          <w:b/>
+          <w:color w:val="auto"/>
+          <w:sz w:val="36"/>
+          <w:szCs w:val="36"/>
+        </w:rPr>
+      </w:pPr>
+      <w:bookmarkStart w:id="2" w:name="_Toc230260789"/>
+      <w:r>
+        <w:rPr>
+          <w:rFonts w:ascii="Times New Roman" w:hAnsi="Times New Roman" w:cs="Times New Roman"/>
+          <w:b/>
+          <w:color w:val="auto"/>
+          <w:sz w:val="36"/>
+          <w:szCs w:val="36"/>
+        </w:rPr>
         <w:t>Понятие, сущность и значение информационного обеспечения</w:t>
       </w:r>
       <w:bookmarkEnd w:id="2"/>
@@ -1678,7 +1922,41 @@
           <w:sz w:val="28"/>
           <w:szCs w:val="28"/>
         </w:rPr>
-        <w:t> – необходимо для любой системы управления (СУ). СУ выступает одновременно потребителем и источником информации.</w:t>
+        <w:t> – необходимо для любой системы управления (</w:t>
+      </w:r>
+      <w:r>
+        <w:rPr>
+          <w:rFonts w:ascii="Times New Roman" w:hAnsi="Times New Roman" w:cs="Times New Roman"/>
+          <w:b/>
+          <w:sz w:val="28"/>
+          <w:szCs w:val="28"/>
+        </w:rPr>
+        <w:t>СУ</w:t>
+      </w:r>
+      <w:r>
+        <w:rPr>
+          <w:rFonts w:ascii="Times New Roman" w:hAnsi="Times New Roman" w:cs="Times New Roman"/>
+          <w:sz w:val="28"/>
+          <w:szCs w:val="28"/>
+        </w:rPr>
+        <w:t xml:space="preserve">). </w:t>
+      </w:r>
+      <w:r>
+        <w:rPr>
+          <w:rFonts w:ascii="Times New Roman" w:hAnsi="Times New Roman" w:cs="Times New Roman"/>
+          <w:b/>
+          <w:sz w:val="28"/>
+          <w:szCs w:val="28"/>
+        </w:rPr>
+        <w:t>СУ</w:t>
+      </w:r>
+      <w:r>
+        <w:rPr>
+          <w:rFonts w:ascii="Times New Roman" w:hAnsi="Times New Roman" w:cs="Times New Roman"/>
+          <w:sz w:val="28"/>
+          <w:szCs w:val="28"/>
+        </w:rPr>
+        <w:t xml:space="preserve"> выступает одновременно потребителем и источником информации.</w:t>
       </w:r>
     </w:p>
     <w:p>
@@ -1995,52 +2273,35 @@
           <w:sz w:val="28"/>
           <w:szCs w:val="28"/>
         </w:rPr>
-        <w:t>- расх</w:t>
-      </w:r>
-      <w:r>
-        <w:rPr>
-          <w:rFonts w:ascii="Times New Roman" w:hAnsi="Times New Roman" w:cs="Times New Roman"/>
-          <w:sz w:val="28"/>
-          <w:szCs w:val="28"/>
-        </w:rPr>
-        <w:t>одов на перераспределение сырья</w:t>
-      </w:r>
-    </w:p>
-    <w:p>
-      <w:pPr>
-        <w:rPr>
-          <w:rFonts w:ascii="Times New Roman" w:hAnsi="Times New Roman" w:cs="Times New Roman"/>
-          <w:sz w:val="28"/>
-          <w:szCs w:val="28"/>
-        </w:rPr>
-      </w:pPr>
-    </w:p>
-    <w:p>
-      <w:pPr>
-        <w:rPr>
-          <w:rFonts w:ascii="Times New Roman" w:hAnsi="Times New Roman" w:cs="Times New Roman"/>
-          <w:b/>
-          <w:sz w:val="28"/>
-          <w:szCs w:val="28"/>
-        </w:rPr>
-      </w:pPr>
-      <w:r>
-        <w:rPr>
-          <w:rFonts w:ascii="Times New Roman" w:hAnsi="Times New Roman" w:cs="Times New Roman"/>
-          <w:b/>
-          <w:sz w:val="28"/>
-          <w:szCs w:val="28"/>
-        </w:rPr>
-        <w:t>У</w:t>
-      </w:r>
-      <w:r>
-        <w:rPr>
-          <w:rFonts w:ascii="Times New Roman" w:hAnsi="Times New Roman" w:cs="Times New Roman"/>
-          <w:b/>
-          <w:sz w:val="28"/>
-          <w:szCs w:val="28"/>
-        </w:rPr>
-        <w:t>странение возможных расходов в будущем</w:t>
+        <w:t>- расходов на перераспределение сырья</w:t>
+      </w:r>
+    </w:p>
+    <w:p>
+      <w:pPr>
+        <w:rPr>
+          <w:rFonts w:ascii="Times New Roman" w:hAnsi="Times New Roman" w:cs="Times New Roman"/>
+          <w:sz w:val="28"/>
+          <w:szCs w:val="28"/>
+        </w:rPr>
+      </w:pPr>
+    </w:p>
+    <w:p>
+      <w:pPr>
+        <w:rPr>
+          <w:rFonts w:ascii="Times New Roman" w:hAnsi="Times New Roman" w:cs="Times New Roman"/>
+          <w:b/>
+          <w:sz w:val="28"/>
+          <w:szCs w:val="28"/>
+        </w:rPr>
+      </w:pPr>
+      <w:r>
+        <w:rPr>
+          <w:rFonts w:ascii="Times New Roman" w:hAnsi="Times New Roman" w:cs="Times New Roman"/>
+          <w:b/>
+          <w:sz w:val="28"/>
+          <w:szCs w:val="28"/>
+        </w:rPr>
+        <w:t>Устранение возможных расходов в будущем</w:t>
       </w:r>
     </w:p>
     <w:p>
@@ -2106,52 +2367,35 @@
           <w:sz w:val="28"/>
           <w:szCs w:val="28"/>
         </w:rPr>
-        <w:t xml:space="preserve">- </w:t>
-      </w:r>
-      <w:r>
-        <w:rPr>
-          <w:rFonts w:ascii="Times New Roman" w:hAnsi="Times New Roman" w:cs="Times New Roman"/>
-          <w:sz w:val="28"/>
-          <w:szCs w:val="28"/>
-        </w:rPr>
-        <w:t>снижение стоимости обслуживания</w:t>
-      </w:r>
-    </w:p>
-    <w:p>
-      <w:pPr>
-        <w:rPr>
-          <w:rFonts w:ascii="Times New Roman" w:hAnsi="Times New Roman" w:cs="Times New Roman"/>
-          <w:sz w:val="28"/>
-          <w:szCs w:val="28"/>
-        </w:rPr>
-      </w:pPr>
-    </w:p>
-    <w:p>
-      <w:pPr>
-        <w:rPr>
-          <w:rFonts w:ascii="Times New Roman" w:hAnsi="Times New Roman" w:cs="Times New Roman"/>
-          <w:b/>
-          <w:sz w:val="28"/>
-          <w:szCs w:val="28"/>
-        </w:rPr>
-      </w:pPr>
-      <w:r>
-        <w:rPr>
-          <w:rFonts w:ascii="Times New Roman" w:hAnsi="Times New Roman" w:cs="Times New Roman"/>
-          <w:b/>
-          <w:sz w:val="28"/>
-          <w:szCs w:val="28"/>
-        </w:rPr>
-        <w:t>И</w:t>
-      </w:r>
-      <w:r>
-        <w:rPr>
-          <w:rFonts w:ascii="Times New Roman" w:hAnsi="Times New Roman" w:cs="Times New Roman"/>
-          <w:b/>
-          <w:sz w:val="28"/>
-          <w:szCs w:val="28"/>
-        </w:rPr>
-        <w:t>ные выгоды</w:t>
+        <w:t>- снижение стоимости обслуживания</w:t>
+      </w:r>
+    </w:p>
+    <w:p>
+      <w:pPr>
+        <w:rPr>
+          <w:rFonts w:ascii="Times New Roman" w:hAnsi="Times New Roman" w:cs="Times New Roman"/>
+          <w:sz w:val="28"/>
+          <w:szCs w:val="28"/>
+        </w:rPr>
+      </w:pPr>
+    </w:p>
+    <w:p>
+      <w:pPr>
+        <w:rPr>
+          <w:rFonts w:ascii="Times New Roman" w:hAnsi="Times New Roman" w:cs="Times New Roman"/>
+          <w:b/>
+          <w:sz w:val="28"/>
+          <w:szCs w:val="28"/>
+        </w:rPr>
+      </w:pPr>
+      <w:r>
+        <w:rPr>
+          <w:rFonts w:ascii="Times New Roman" w:hAnsi="Times New Roman" w:cs="Times New Roman"/>
+          <w:b/>
+          <w:sz w:val="28"/>
+          <w:szCs w:val="28"/>
+        </w:rPr>
+        <w:t>Иные выгоды</w:t>
       </w:r>
     </w:p>
     <w:p>
@@ -2195,7 +2439,6 @@
           <w:sz w:val="28"/>
           <w:szCs w:val="28"/>
         </w:rPr>
-        <w:lastRenderedPageBreak/>
         <w:t>- повышение производительности,</w:t>
       </w:r>
     </w:p>
@@ -2301,23 +2544,7 @@
           <w:sz w:val="28"/>
           <w:szCs w:val="28"/>
         </w:rPr>
-        <w:t xml:space="preserve">- возможность </w:t>
-      </w:r>
-      <w:r>
-        <w:rPr>
-          <w:rFonts w:ascii="Times New Roman" w:hAnsi="Times New Roman" w:cs="Times New Roman"/>
-          <w:sz w:val="28"/>
-          <w:szCs w:val="28"/>
-        </w:rPr>
-        <w:t>более полного использования,</w:t>
-      </w:r>
-      <w:r>
-        <w:rPr>
-          <w:rFonts w:ascii="Times New Roman" w:hAnsi="Times New Roman" w:cs="Times New Roman"/>
-          <w:sz w:val="28"/>
-          <w:szCs w:val="28"/>
-        </w:rPr>
-        <w:t xml:space="preserve"> разработанного ПО</w:t>
+        <w:t>- возможность более полного использования, разработанного ПО</w:t>
       </w:r>
     </w:p>
     <w:p>
@@ -2339,7 +2566,7 @@
           <w:szCs w:val="36"/>
         </w:rPr>
       </w:pPr>
-      <w:bookmarkStart w:id="3" w:name="_Toc230250594"/>
+      <w:bookmarkStart w:id="3" w:name="_Toc230260790"/>
       <w:r>
         <w:rPr>
           <w:rFonts w:ascii="Times New Roman" w:hAnsi="Times New Roman" w:cs="Times New Roman"/>
@@ -2693,6 +2920,7 @@
           <w:sz w:val="28"/>
           <w:szCs w:val="28"/>
         </w:rPr>
+        <w:lastRenderedPageBreak/>
         <w:t>рабочих местах (хронометраж, фотографии и т. п.).</w:t>
       </w:r>
     </w:p>
@@ -2754,7 +2982,6 @@
           <w:sz w:val="28"/>
           <w:szCs w:val="28"/>
         </w:rPr>
-        <w:lastRenderedPageBreak/>
         <w:t xml:space="preserve">По отношению к объекту управления информация может быть разделены на </w:t>
       </w:r>
       <w:r>
@@ -3116,7 +3343,7 @@
           <w:szCs w:val="36"/>
         </w:rPr>
       </w:pPr>
-      <w:bookmarkStart w:id="4" w:name="_Toc230250595"/>
+      <w:bookmarkStart w:id="4" w:name="_Toc230260791"/>
       <w:r>
         <w:rPr>
           <w:rFonts w:ascii="Times New Roman" w:hAnsi="Times New Roman" w:cs="Times New Roman"/>
@@ -3168,6 +3395,7 @@
           <w:sz w:val="28"/>
           <w:szCs w:val="28"/>
         </w:rPr>
+        <w:lastRenderedPageBreak/>
         <w:t>Взаимосвязанная совокупность элементов, образующих единую технологию преобразования информации.</w:t>
       </w:r>
     </w:p>
@@ -3234,7 +3462,6 @@
           <w:sz w:val="28"/>
           <w:szCs w:val="28"/>
         </w:rPr>
-        <w:lastRenderedPageBreak/>
         <w:t>Смысл грамотного ИО – соединение знаний, методологий и методик с новейшими техническими средствами</w:t>
       </w:r>
     </w:p>
@@ -3260,7 +3487,7 @@
           <w:szCs w:val="36"/>
         </w:rPr>
       </w:pPr>
-      <w:bookmarkStart w:id="5" w:name="_Toc230250596"/>
+      <w:bookmarkStart w:id="5" w:name="_Toc230260792"/>
       <w:r>
         <w:rPr>
           <w:rFonts w:ascii="Times New Roman" w:hAnsi="Times New Roman" w:cs="Times New Roman"/>
@@ -3294,10 +3521,19 @@
       <w:r>
         <w:rPr>
           <w:rFonts w:ascii="Times New Roman" w:hAnsi="Times New Roman" w:cs="Times New Roman"/>
-          <w:sz w:val="28"/>
-          <w:szCs w:val="28"/>
-        </w:rPr>
-        <w:t>ИО базируется на </w:t>
+          <w:b/>
+          <w:sz w:val="28"/>
+          <w:szCs w:val="28"/>
+        </w:rPr>
+        <w:t>ИО</w:t>
+      </w:r>
+      <w:r>
+        <w:rPr>
+          <w:rFonts w:ascii="Times New Roman" w:hAnsi="Times New Roman" w:cs="Times New Roman"/>
+          <w:sz w:val="28"/>
+          <w:szCs w:val="28"/>
+        </w:rPr>
+        <w:t xml:space="preserve"> базируется на </w:t>
       </w:r>
       <w:r>
         <w:rPr>
@@ -3705,6 +3941,7 @@
           <w:sz w:val="28"/>
           <w:szCs w:val="28"/>
         </w:rPr>
+        <w:lastRenderedPageBreak/>
         <w:t xml:space="preserve">накопления информации; </w:t>
       </w:r>
     </w:p>
@@ -3813,7 +4050,6 @@
           <w:sz w:val="28"/>
           <w:szCs w:val="28"/>
         </w:rPr>
-        <w:lastRenderedPageBreak/>
         <w:t>Конкретная информационная технология для своей реализации предполагает наличие:</w:t>
       </w:r>
     </w:p>
@@ -3836,15 +4072,7 @@
           <w:sz w:val="28"/>
           <w:szCs w:val="28"/>
         </w:rPr>
-        <w:t>комплекса соответствующих технических средств, реализующи</w:t>
-      </w:r>
-      <w:r>
-        <w:rPr>
-          <w:rFonts w:ascii="Times New Roman" w:hAnsi="Times New Roman" w:cs="Times New Roman"/>
-          <w:sz w:val="28"/>
-          <w:szCs w:val="28"/>
-        </w:rPr>
-        <w:t xml:space="preserve">х сам информационный процесс; </w:t>
+        <w:t xml:space="preserve">комплекса соответствующих технических средств, реализующих сам информационный процесс; </w:t>
       </w:r>
     </w:p>
     <w:p>
@@ -3866,15 +4094,7 @@
           <w:sz w:val="28"/>
           <w:szCs w:val="28"/>
         </w:rPr>
-        <w:t>системы средств управления техническим комплексом (для вычислительной техни</w:t>
-      </w:r>
-      <w:r>
-        <w:rPr>
-          <w:rFonts w:ascii="Times New Roman" w:hAnsi="Times New Roman" w:cs="Times New Roman"/>
-          <w:sz w:val="28"/>
-          <w:szCs w:val="28"/>
-        </w:rPr>
-        <w:t>ки это программные средства);</w:t>
+        <w:t>системы средств управления техническим комплексом (для вычислительной техники это программные средства);</w:t>
       </w:r>
     </w:p>
     <w:p>
@@ -3896,16 +4116,68 @@
           <w:sz w:val="28"/>
           <w:szCs w:val="28"/>
         </w:rPr>
-        <w:t>организационно</w:t>
-      </w:r>
-      <w:r>
-        <w:rPr>
-          <w:rFonts w:ascii="Times New Roman" w:hAnsi="Times New Roman" w:cs="Times New Roman"/>
-          <w:sz w:val="28"/>
-          <w:szCs w:val="28"/>
-        </w:rPr>
-        <w:t>-методического обеспечения, увязывающего реализацию всех действий технических средств и персонала в единый технологический процесс в соответствии с назначением конкретного информационного процесса в рамках обеспечения определенной функции управленческой деятельности.</w:t>
-      </w:r>
+        <w:t>организационно-методического обеспечения, увязывающего реализацию всех действий технических средств и персонала в единый технологический процесс в соответствии с назначением конкретного информационного процесса в рамках обеспечения определенной функции управленческой деятельности.</w:t>
+      </w:r>
+    </w:p>
+    <w:p>
+      <w:pPr>
+        <w:rPr>
+          <w:rFonts w:ascii="Times New Roman" w:hAnsi="Times New Roman" w:cs="Times New Roman"/>
+          <w:sz w:val="28"/>
+          <w:szCs w:val="28"/>
+        </w:rPr>
+      </w:pPr>
+    </w:p>
+    <w:p>
+      <w:pPr>
+        <w:pStyle w:val="1"/>
+        <w:jc w:val="center"/>
+        <w:rPr>
+          <w:rFonts w:ascii="Times New Roman" w:hAnsi="Times New Roman" w:cs="Times New Roman"/>
+          <w:b/>
+          <w:color w:val="auto"/>
+          <w:sz w:val="36"/>
+          <w:szCs w:val="36"/>
+        </w:rPr>
+      </w:pPr>
+      <w:bookmarkStart w:id="6" w:name="_Toc230260793"/>
+      <w:r>
+        <w:rPr>
+          <w:rFonts w:ascii="Times New Roman" w:hAnsi="Times New Roman" w:cs="Times New Roman"/>
+          <w:b/>
+          <w:color w:val="auto"/>
+          <w:sz w:val="36"/>
+          <w:szCs w:val="36"/>
+        </w:rPr>
+        <w:t>Заключение</w:t>
+      </w:r>
+      <w:bookmarkEnd w:id="6"/>
+    </w:p>
+    <w:p>
+      <w:pPr>
+        <w:rPr>
+          <w:lang w:val="en-US"/>
+        </w:rPr>
+      </w:pPr>
+    </w:p>
+    <w:p>
+      <w:pPr>
+        <w:rPr>
+          <w:rFonts w:ascii="Times New Roman" w:hAnsi="Times New Roman" w:cs="Times New Roman"/>
+          <w:sz w:val="28"/>
+          <w:szCs w:val="28"/>
+        </w:rPr>
+      </w:pPr>
+      <w:r>
+        <w:rPr>
+          <w:rFonts w:ascii="Times New Roman" w:hAnsi="Times New Roman" w:cs="Times New Roman"/>
+          <w:sz w:val="28"/>
+          <w:szCs w:val="28"/>
+        </w:rPr>
+        <w:t>Информационное обеспечение очень важно для управления организацией. Если собирать и обрабатывать данные правильно, можно принимать хорошие решения, экономить деньги и работать эффективнее.</w:t>
+      </w:r>
+      <w:bookmarkStart w:id="7" w:name="_GoBack"/>
+      <w:bookmarkEnd w:id="7"/>
     </w:p>
     <w:sectPr>
       <w:footerReference w:type="default" r:id="rId8"/>
@@ -3954,6 +4226,7 @@
         <w:docPartUnique/>
       </w:docPartObj>
     </w:sdtPr>
+    <w:sdtEndPr/>
     <w:sdtContent>
       <w:p>
         <w:pPr>
@@ -3973,7 +4246,7 @@
           <w:rPr>
             <w:noProof/>
           </w:rPr>
-          <w:t>2</w:t>
+          <w:t>7</w:t>
         </w:r>
         <w:r>
           <w:fldChar w:fldCharType="end"/>
@@ -4018,7 +4291,7 @@
 <w:numbering xmlns:wpc="http://schemas.microsoft.com/office/word/2010/wordprocessingCanvas" xmlns:cx="http://schemas.microsoft.com/office/drawing/2014/chartex" xmlns:mc="http://schemas.openxmlformats.org/markup-compatibility/2006" xmlns:o="urn:schemas-microsoft-com:office:office" xmlns:r="http://schemas.openxmlformats.org/officeDocument/2006/relationships" xmlns:m="http://schemas.openxmlformats.org/officeDocument/2006/math" xmlns:v="urn:schemas-microsoft-com:vml" xmlns:wp14="http://schemas.microsoft.com/office/word/2010/wordprocessingDrawing" xmlns:wp="http://schemas.openxmlformats.org/drawingml/2006/wordprocessingDrawing" xmlns:w10="urn:schemas-microsoft-com:office:word" xmlns:w="http://schemas.openxmlformats.org/wordprocessingml/2006/main" xmlns:w14="http://schemas.microsoft.com/office/word/2010/wordml" xmlns:w15="http://schemas.microsoft.com/office/word/2012/wordml" xmlns:w16se="http://schemas.microsoft.com/office/word/2015/wordml/symex" xmlns:wpg="http://schemas.microsoft.com/office/word/2010/wordprocessingGroup" xmlns:wpi="http://schemas.microsoft.com/office/word/2010/wordprocessingInk" xmlns:wne="http://schemas.microsoft.com/office/word/2006/wordml" xmlns:wps="http://schemas.microsoft.com/office/word/2010/wordprocessingShape" mc:Ignorable="w14 w15 w16se wp14">
   <w:numPicBullet w:numPicBulletId="0">
     <w:pict>
-      <v:shapetype w14:anchorId="1FD54C82" id="_x0000_t75" coordsize="21600,21600" o:spt="75" o:preferrelative="t" path="m@4@5l@4@11@9@11@9@5xe" filled="f" stroked="f">
+      <v:shapetype w14:anchorId="434E629A" id="_x0000_t75" coordsize="21600,21600" o:spt="75" o:preferrelative="t" path="m@4@5l@4@11@9@11@9@5xe" filled="f" stroked="f">
         <v:stroke joinstyle="miter"/>
         <v:formulas>
           <v:f eqn="if lineDrawn pixelLineWidth 0"/>
@@ -4037,7 +4310,7 @@
         <v:path o:extrusionok="f" gradientshapeok="t" o:connecttype="rect"/>
         <o:lock v:ext="edit" aspectratio="t"/>
       </v:shapetype>
-      <v:shape id="_x0000_i1245" type="#_x0000_t75" style="width:11pt;height:11pt" o:bullet="t">
+      <v:shape id="_x0000_i1062" type="#_x0000_t75" style="width:11pt;height:11pt" o:bullet="t">
         <v:imagedata r:id="rId1" o:title="mso5F5E"/>
       </v:shape>
     </w:pict>
@@ -6298,6 +6571,28 @@
       <w:szCs w:val="32"/>
     </w:rPr>
   </w:style>
+  <w:style w:type="paragraph" w:styleId="2">
+    <w:name w:val="heading 2"/>
+    <w:basedOn w:val="a"/>
+    <w:next w:val="a"/>
+    <w:link w:val="20"/>
+    <w:uiPriority w:val="9"/>
+    <w:unhideWhenUsed/>
+    <w:qFormat/>
+    <w:rsid w:val="0014525E"/>
+    <w:pPr>
+      <w:keepNext/>
+      <w:keepLines/>
+      <w:spacing w:before="40" w:after="0"/>
+      <w:outlineLvl w:val="1"/>
+    </w:pPr>
+    <w:rPr>
+      <w:rFonts w:asciiTheme="majorHAnsi" w:eastAsiaTheme="majorEastAsia" w:hAnsiTheme="majorHAnsi" w:cstheme="majorBidi"/>
+      <w:color w:val="2E74B5" w:themeColor="accent1" w:themeShade="BF"/>
+      <w:sz w:val="26"/>
+      <w:szCs w:val="26"/>
+    </w:rPr>
+  </w:style>
   <w:style w:type="paragraph" w:styleId="4">
     <w:name w:val="heading 4"/>
     <w:basedOn w:val="a"/>
@@ -6324,6 +6619,7 @@
   <w:style w:type="character" w:default="1" w:styleId="a0">
     <w:name w:val="Default Paragraph Font"/>
     <w:uiPriority w:val="1"/>
+    <w:semiHidden/>
     <w:unhideWhenUsed/>
   </w:style>
   <w:style w:type="table" w:default="1" w:styleId="a1">
@@ -6465,6 +6761,19 @@
     <w:rPr>
       <w:color w:val="0563C1" w:themeColor="hyperlink"/>
       <w:u w:val="single"/>
+    </w:rPr>
+  </w:style>
+  <w:style w:type="character" w:customStyle="1" w:styleId="20">
+    <w:name w:val="Заголовок 2 Знак"/>
+    <w:basedOn w:val="a0"/>
+    <w:link w:val="2"/>
+    <w:uiPriority w:val="9"/>
+    <w:rsid w:val="0014525E"/>
+    <w:rPr>
+      <w:rFonts w:asciiTheme="majorHAnsi" w:eastAsiaTheme="majorEastAsia" w:hAnsiTheme="majorHAnsi" w:cstheme="majorBidi"/>
+      <w:color w:val="2E74B5" w:themeColor="accent1" w:themeShade="BF"/>
+      <w:sz w:val="26"/>
+      <w:szCs w:val="26"/>
     </w:rPr>
   </w:style>
 </w:styles>
@@ -6736,7 +7045,7 @@
 </file>
 
 <file path=customXml/itemProps1.xml><?xml version="1.0" encoding="utf-8"?>
-<ds:datastoreItem xmlns:ds="http://schemas.openxmlformats.org/officeDocument/2006/customXml" ds:itemID="{39BA1DB9-9B66-45DD-9F8D-D62FB5D7EDDF}">
+<ds:datastoreItem xmlns:ds="http://schemas.openxmlformats.org/officeDocument/2006/customXml" ds:itemID="{EAD35E9E-DB2B-4F20-BBAF-6D8C8DDBAD68}">
   <ds:schemaRefs>
     <ds:schemaRef ds:uri="http://schemas.openxmlformats.org/officeDocument/2006/bibliography"/>
   </ds:schemaRefs>

--- a/21.05 Кучумова.docx
+++ b/21.05 Кучумова.docx
@@ -1757,6 +1757,8 @@
         </w:rPr>
         <w:br w:type="page"/>
       </w:r>
+      <w:bookmarkStart w:id="0" w:name="_GoBack"/>
+      <w:bookmarkEnd w:id="0"/>
     </w:p>
     <w:p>
       <w:pPr>
@@ -1768,7 +1770,7 @@
           <w:color w:val="auto"/>
         </w:rPr>
       </w:pPr>
-      <w:bookmarkStart w:id="0" w:name="_Toc230260787"/>
+      <w:bookmarkStart w:id="1" w:name="_Toc230260787"/>
       <w:r>
         <w:rPr>
           <w:rFonts w:ascii="Times New Roman" w:hAnsi="Times New Roman" w:cs="Times New Roman"/>
@@ -1786,7 +1788,7 @@
         </w:rPr>
         <w:t>ель</w:t>
       </w:r>
-      <w:bookmarkEnd w:id="0"/>
+      <w:bookmarkEnd w:id="1"/>
     </w:p>
     <w:p/>
     <w:p>
@@ -1831,7 +1833,7 @@
           <w:szCs w:val="36"/>
         </w:rPr>
       </w:pPr>
-      <w:bookmarkStart w:id="1" w:name="_Toc230260788"/>
+      <w:bookmarkStart w:id="2" w:name="_Toc230260788"/>
       <w:r>
         <w:rPr>
           <w:rFonts w:ascii="Times New Roman" w:hAnsi="Times New Roman" w:cs="Times New Roman"/>
@@ -1843,7 +1845,7 @@
         <w:lastRenderedPageBreak/>
         <w:t>Работа</w:t>
       </w:r>
-      <w:bookmarkEnd w:id="1"/>
+      <w:bookmarkEnd w:id="2"/>
     </w:p>
     <w:p>
       <w:pPr>
@@ -1870,7 +1872,7 @@
           <w:szCs w:val="36"/>
         </w:rPr>
       </w:pPr>
-      <w:bookmarkStart w:id="2" w:name="_Toc230260789"/>
+      <w:bookmarkStart w:id="3" w:name="_Toc230260789"/>
       <w:r>
         <w:rPr>
           <w:rFonts w:ascii="Times New Roman" w:hAnsi="Times New Roman" w:cs="Times New Roman"/>
@@ -1881,7 +1883,7 @@
         </w:rPr>
         <w:t>Понятие, сущность и значение информационного обеспечения</w:t>
       </w:r>
-      <w:bookmarkEnd w:id="2"/>
+      <w:bookmarkEnd w:id="3"/>
     </w:p>
     <w:p>
       <w:pPr>
@@ -2566,7 +2568,7 @@
           <w:szCs w:val="36"/>
         </w:rPr>
       </w:pPr>
-      <w:bookmarkStart w:id="3" w:name="_Toc230260790"/>
+      <w:bookmarkStart w:id="4" w:name="_Toc230260790"/>
       <w:r>
         <w:rPr>
           <w:rFonts w:ascii="Times New Roman" w:hAnsi="Times New Roman" w:cs="Times New Roman"/>
@@ -2577,7 +2579,7 @@
         </w:rPr>
         <w:t>Источники и виды информации в системах управления</w:t>
       </w:r>
-      <w:bookmarkEnd w:id="3"/>
+      <w:bookmarkEnd w:id="4"/>
     </w:p>
     <w:p/>
     <w:p>
@@ -2678,7 +2680,23 @@
           <w:sz w:val="28"/>
           <w:szCs w:val="28"/>
         </w:rPr>
-        <w:t>в своей деятельности: законы государства, указы Президента, постановления</w:t>
+        <w:t>в своей деятельности: законы государства, указы Прези</w:t>
+      </w:r>
+      <w:r>
+        <w:rPr>
+          <w:rFonts w:ascii="Times New Roman" w:hAnsi="Times New Roman" w:cs="Times New Roman"/>
+          <w:sz w:val="28"/>
+          <w:szCs w:val="28"/>
+        </w:rPr>
+        <w:t xml:space="preserve">дента, </w:t>
+      </w:r>
+      <w:r>
+        <w:rPr>
+          <w:rFonts w:ascii="Times New Roman" w:hAnsi="Times New Roman" w:cs="Times New Roman"/>
+          <w:sz w:val="28"/>
+          <w:szCs w:val="28"/>
+        </w:rPr>
+        <w:t>постановления</w:t>
       </w:r>
     </w:p>
     <w:p>
@@ -3214,7 +3232,41 @@
           <w:sz w:val="28"/>
           <w:szCs w:val="28"/>
         </w:rPr>
-        <w:t xml:space="preserve">К источникам регулярной информации относятся плановые и учетные данные. </w:t>
+        <w:t xml:space="preserve">К источникам регулярной информации относятся </w:t>
+      </w:r>
+      <w:r>
+        <w:rPr>
+          <w:rFonts w:ascii="Times New Roman" w:hAnsi="Times New Roman" w:cs="Times New Roman"/>
+          <w:b/>
+          <w:sz w:val="28"/>
+          <w:szCs w:val="28"/>
+        </w:rPr>
+        <w:t>плановые</w:t>
+      </w:r>
+      <w:r>
+        <w:rPr>
+          <w:rFonts w:ascii="Times New Roman" w:hAnsi="Times New Roman" w:cs="Times New Roman"/>
+          <w:sz w:val="28"/>
+          <w:szCs w:val="28"/>
+        </w:rPr>
+        <w:t xml:space="preserve"> и </w:t>
+      </w:r>
+      <w:r>
+        <w:rPr>
+          <w:rFonts w:ascii="Times New Roman" w:hAnsi="Times New Roman" w:cs="Times New Roman"/>
+          <w:b/>
+          <w:sz w:val="28"/>
+          <w:szCs w:val="28"/>
+        </w:rPr>
+        <w:t>учетные</w:t>
+      </w:r>
+      <w:r>
+        <w:rPr>
+          <w:rFonts w:ascii="Times New Roman" w:hAnsi="Times New Roman" w:cs="Times New Roman"/>
+          <w:sz w:val="28"/>
+          <w:szCs w:val="28"/>
+        </w:rPr>
+        <w:t xml:space="preserve"> данные. </w:t>
       </w:r>
     </w:p>
     <w:p>
@@ -3343,7 +3395,7 @@
           <w:szCs w:val="36"/>
         </w:rPr>
       </w:pPr>
-      <w:bookmarkStart w:id="4" w:name="_Toc230260791"/>
+      <w:bookmarkStart w:id="5" w:name="_Toc230260791"/>
       <w:r>
         <w:rPr>
           <w:rFonts w:ascii="Times New Roman" w:hAnsi="Times New Roman" w:cs="Times New Roman"/>
@@ -3354,7 +3406,7 @@
         </w:rPr>
         <w:t>Информационное обеспечение систем управления</w:t>
       </w:r>
-      <w:bookmarkEnd w:id="4"/>
+      <w:bookmarkEnd w:id="5"/>
     </w:p>
     <w:p/>
     <w:p>
@@ -3373,7 +3425,24 @@
           <w:sz w:val="28"/>
           <w:szCs w:val="28"/>
         </w:rPr>
-        <w:t>ИО – многогранное понятие:</w:t>
+        <w:t xml:space="preserve">ИО - </w:t>
+      </w:r>
+      <w:r>
+        <w:rPr>
+          <w:rFonts w:ascii="Times New Roman" w:hAnsi="Times New Roman" w:cs="Times New Roman"/>
+          <w:sz w:val="28"/>
+          <w:szCs w:val="28"/>
+        </w:rPr>
+        <w:t>многогранное понятие</w:t>
+      </w:r>
+      <w:r>
+        <w:rPr>
+          <w:rFonts w:ascii="Times New Roman" w:hAnsi="Times New Roman" w:cs="Times New Roman"/>
+          <w:b/>
+          <w:sz w:val="28"/>
+          <w:szCs w:val="28"/>
+        </w:rPr>
+        <w:t>:</w:t>
       </w:r>
     </w:p>
     <w:p>
@@ -3487,7 +3556,7 @@
           <w:szCs w:val="36"/>
         </w:rPr>
       </w:pPr>
-      <w:bookmarkStart w:id="5" w:name="_Toc230260792"/>
+      <w:bookmarkStart w:id="6" w:name="_Toc230260792"/>
       <w:r>
         <w:rPr>
           <w:rFonts w:ascii="Times New Roman" w:hAnsi="Times New Roman" w:cs="Times New Roman"/>
@@ -3498,7 +3567,7 @@
         </w:rPr>
         <w:t>Характеристика информационного обеспечения современных информационных технологий</w:t>
       </w:r>
-      <w:bookmarkEnd w:id="5"/>
+      <w:bookmarkEnd w:id="6"/>
     </w:p>
     <w:p>
       <w:pPr>
@@ -3551,7 +3620,7 @@
           <w:sz w:val="28"/>
           <w:szCs w:val="28"/>
         </w:rPr>
-        <w:t>, основная часть которых – </w:t>
+        <w:t xml:space="preserve">, основная часть которых - </w:t>
       </w:r>
       <w:r>
         <w:rPr>
@@ -3737,6 +3806,22 @@
         </w:rPr>
         <w:t>методов обратимого сжатия, используемого для сжатия текстов, и конкретизирующихся в</w:t>
       </w:r>
+      <w:r>
+        <w:rPr>
+          <w:rFonts w:ascii="Times New Roman" w:hAnsi="Times New Roman" w:cs="Times New Roman"/>
+          <w:sz w:val="28"/>
+          <w:szCs w:val="28"/>
+        </w:rPr>
+        <w:t xml:space="preserve"> </w:t>
+      </w:r>
+      <w:r>
+        <w:rPr>
+          <w:rFonts w:ascii="Times New Roman" w:hAnsi="Times New Roman" w:cs="Times New Roman"/>
+          <w:sz w:val="28"/>
+          <w:szCs w:val="28"/>
+        </w:rPr>
+        <w:t>виде статистических или словарных методов);</w:t>
+      </w:r>
     </w:p>
     <w:p>
       <w:pPr>
@@ -3757,7 +3842,7 @@
           <w:sz w:val="28"/>
           <w:szCs w:val="28"/>
         </w:rPr>
-        <w:t>виде статистических или словарных методов);</w:t>
+        <w:t>- программы-архиваторы, реализующие тот или иной метод сжатия (например,</w:t>
       </w:r>
     </w:p>
     <w:p>
@@ -3779,7 +3864,7 @@
           <w:sz w:val="28"/>
           <w:szCs w:val="28"/>
         </w:rPr>
-        <w:t>- программы-архиваторы, реализующие тот или иной метод сжатия (например,</w:t>
+        <w:t>WinZip и WinRar, реализующие статистические методы сжатия);</w:t>
       </w:r>
     </w:p>
     <w:p>
@@ -3801,7 +3886,7 @@
           <w:sz w:val="28"/>
           <w:szCs w:val="28"/>
         </w:rPr>
-        <w:t>WinZip и WinRar, реализующие статистические методы сжатия);</w:t>
+        <w:t>- способы работы с программами-архиваторами, предлагающие удобный</w:t>
       </w:r>
     </w:p>
     <w:p>
@@ -3823,28 +3908,6 @@
           <w:sz w:val="28"/>
           <w:szCs w:val="28"/>
         </w:rPr>
-        <w:t>- способы работы с программами-архиваторами, предлагающие удобный</w:t>
-      </w:r>
-    </w:p>
-    <w:p>
-      <w:pPr>
-        <w:pStyle w:val="a7"/>
-        <w:numPr>
-          <w:ilvl w:val="0"/>
-          <w:numId w:val="13"/>
-        </w:numPr>
-        <w:rPr>
-          <w:rFonts w:ascii="Times New Roman" w:hAnsi="Times New Roman" w:cs="Times New Roman"/>
-          <w:sz w:val="28"/>
-          <w:szCs w:val="28"/>
-        </w:rPr>
-      </w:pPr>
-      <w:r>
-        <w:rPr>
-          <w:rFonts w:ascii="Times New Roman" w:hAnsi="Times New Roman" w:cs="Times New Roman"/>
-          <w:sz w:val="28"/>
-          <w:szCs w:val="28"/>
-        </w:rPr>
         <w:t>интерфейс, множество сервисных функций</w:t>
       </w:r>
     </w:p>
@@ -3941,7 +4004,6 @@
           <w:sz w:val="28"/>
           <w:szCs w:val="28"/>
         </w:rPr>
-        <w:lastRenderedPageBreak/>
         <w:t xml:space="preserve">накопления информации; </w:t>
       </w:r>
     </w:p>
@@ -3964,6 +4026,7 @@
           <w:sz w:val="28"/>
           <w:szCs w:val="28"/>
         </w:rPr>
+        <w:lastRenderedPageBreak/>
         <w:t xml:space="preserve">обработки информации; </w:t>
       </w:r>
     </w:p>
@@ -4140,7 +4203,7 @@
           <w:szCs w:val="36"/>
         </w:rPr>
       </w:pPr>
-      <w:bookmarkStart w:id="6" w:name="_Toc230260793"/>
+      <w:bookmarkStart w:id="7" w:name="_Toc230260793"/>
       <w:r>
         <w:rPr>
           <w:rFonts w:ascii="Times New Roman" w:hAnsi="Times New Roman" w:cs="Times New Roman"/>
@@ -4151,15 +4214,9 @@
         </w:rPr>
         <w:t>Заключение</w:t>
       </w:r>
-      <w:bookmarkEnd w:id="6"/>
-    </w:p>
-    <w:p>
-      <w:pPr>
-        <w:rPr>
-          <w:lang w:val="en-US"/>
-        </w:rPr>
-      </w:pPr>
-    </w:p>
+      <w:bookmarkEnd w:id="7"/>
+    </w:p>
+    <w:p/>
     <w:p>
       <w:pPr>
         <w:rPr>
@@ -4176,8 +4233,22 @@
         </w:rPr>
         <w:t>Информационное обеспечение очень важно для управления организацией. Если собирать и обрабатывать данные правильно, можно принимать хорошие решения, экономить деньги и работать эффективнее.</w:t>
       </w:r>
-      <w:bookmarkStart w:id="7" w:name="_GoBack"/>
-      <w:bookmarkEnd w:id="7"/>
+      <w:r>
+        <w:rPr>
+          <w:rFonts w:ascii="Times New Roman" w:hAnsi="Times New Roman" w:cs="Times New Roman"/>
+          <w:sz w:val="28"/>
+          <w:szCs w:val="28"/>
+        </w:rPr>
+        <w:tab/>
+      </w:r>
+      <w:r>
+        <w:rPr>
+          <w:rFonts w:ascii="Times New Roman" w:hAnsi="Times New Roman" w:cs="Times New Roman"/>
+          <w:sz w:val="28"/>
+          <w:szCs w:val="28"/>
+        </w:rPr>
+        <w:tab/>
+      </w:r>
     </w:p>
     <w:sectPr>
       <w:footerReference w:type="default" r:id="rId8"/>
@@ -4246,7 +4317,7 @@
           <w:rPr>
             <w:noProof/>
           </w:rPr>
-          <w:t>7</w:t>
+          <w:t>6</w:t>
         </w:r>
         <w:r>
           <w:fldChar w:fldCharType="end"/>
@@ -4310,7 +4381,7 @@
         <v:path o:extrusionok="f" gradientshapeok="t" o:connecttype="rect"/>
         <o:lock v:ext="edit" aspectratio="t"/>
       </v:shapetype>
-      <v:shape id="_x0000_i1062" type="#_x0000_t75" style="width:11pt;height:11pt" o:bullet="t">
+      <v:shape id="_x0000_i1031" type="#_x0000_t75" style="width:10.9pt;height:10.9pt" o:bullet="t">
         <v:imagedata r:id="rId1" o:title="mso5F5E"/>
       </v:shape>
     </w:pict>
@@ -7045,7 +7116,7 @@
 </file>
 
 <file path=customXml/itemProps1.xml><?xml version="1.0" encoding="utf-8"?>
-<ds:datastoreItem xmlns:ds="http://schemas.openxmlformats.org/officeDocument/2006/customXml" ds:itemID="{EAD35E9E-DB2B-4F20-BBAF-6D8C8DDBAD68}">
+<ds:datastoreItem xmlns:ds="http://schemas.openxmlformats.org/officeDocument/2006/customXml" ds:itemID="{0558108E-1EC2-4C73-8A05-CED794948298}">
   <ds:schemaRefs>
     <ds:schemaRef ds:uri="http://schemas.openxmlformats.org/officeDocument/2006/bibliography"/>
   </ds:schemaRefs>

--- a/21.05 Кучумова.docx
+++ b/21.05 Кучумова.docx
@@ -1066,7 +1066,7 @@
             </w:rPr>
             <w:fldChar w:fldCharType="separate"/>
           </w:r>
-          <w:hyperlink w:anchor="_Toc230260787" w:history="1">
+          <w:hyperlink w:anchor="_Toc230263284" w:history="1">
             <w:r>
               <w:rPr>
                 <w:rStyle w:val="a9"/>
@@ -1106,7 +1106,7 @@
                 <w:sz w:val="28"/>
                 <w:szCs w:val="28"/>
               </w:rPr>
-              <w:instrText xml:space="preserve"> PAGEREF _Toc230260787 \h </w:instrText>
+              <w:instrText xml:space="preserve"> PAGEREF _Toc230263284 \h </w:instrText>
             </w:r>
             <w:r>
               <w:rPr>
@@ -1163,7 +1163,7 @@
               <w:lang w:eastAsia="ru-RU"/>
             </w:rPr>
           </w:pPr>
-          <w:hyperlink w:anchor="_Toc230260788" w:history="1">
+          <w:hyperlink w:anchor="_Toc230263285" w:history="1">
             <w:r>
               <w:rPr>
                 <w:rStyle w:val="a9"/>
@@ -1203,7 +1203,7 @@
                 <w:sz w:val="28"/>
                 <w:szCs w:val="28"/>
               </w:rPr>
-              <w:instrText xml:space="preserve"> PAGEREF _Toc230260788 \h </w:instrText>
+              <w:instrText xml:space="preserve"> PAGEREF _Toc230263285 \h </w:instrText>
             </w:r>
             <w:r>
               <w:rPr>
@@ -1260,7 +1260,7 @@
               <w:lang w:eastAsia="ru-RU"/>
             </w:rPr>
           </w:pPr>
-          <w:hyperlink w:anchor="_Toc230260789" w:history="1">
+          <w:hyperlink w:anchor="_Toc230263286" w:history="1">
             <w:r>
               <w:rPr>
                 <w:rStyle w:val="a9"/>
@@ -1300,7 +1300,7 @@
                 <w:sz w:val="28"/>
                 <w:szCs w:val="28"/>
               </w:rPr>
-              <w:instrText xml:space="preserve"> PAGEREF _Toc230260789 \h </w:instrText>
+              <w:instrText xml:space="preserve"> PAGEREF _Toc230263286 \h </w:instrText>
             </w:r>
             <w:r>
               <w:rPr>
@@ -1357,7 +1357,7 @@
               <w:lang w:eastAsia="ru-RU"/>
             </w:rPr>
           </w:pPr>
-          <w:hyperlink w:anchor="_Toc230260790" w:history="1">
+          <w:hyperlink w:anchor="_Toc230263287" w:history="1">
             <w:r>
               <w:rPr>
                 <w:rStyle w:val="a9"/>
@@ -1397,7 +1397,7 @@
                 <w:sz w:val="28"/>
                 <w:szCs w:val="28"/>
               </w:rPr>
-              <w:instrText xml:space="preserve"> PAGEREF _Toc230260790 \h </w:instrText>
+              <w:instrText xml:space="preserve"> PAGEREF _Toc230263287 \h </w:instrText>
             </w:r>
             <w:r>
               <w:rPr>
@@ -1454,7 +1454,7 @@
               <w:lang w:eastAsia="ru-RU"/>
             </w:rPr>
           </w:pPr>
-          <w:hyperlink w:anchor="_Toc230260791" w:history="1">
+          <w:hyperlink w:anchor="_Toc230263288" w:history="1">
             <w:r>
               <w:rPr>
                 <w:rStyle w:val="a9"/>
@@ -1494,7 +1494,7 @@
                 <w:sz w:val="28"/>
                 <w:szCs w:val="28"/>
               </w:rPr>
-              <w:instrText xml:space="preserve"> PAGEREF _Toc230260791 \h </w:instrText>
+              <w:instrText xml:space="preserve"> PAGEREF _Toc230263288 \h </w:instrText>
             </w:r>
             <w:r>
               <w:rPr>
@@ -1551,7 +1551,7 @@
               <w:lang w:eastAsia="ru-RU"/>
             </w:rPr>
           </w:pPr>
-          <w:hyperlink w:anchor="_Toc230260792" w:history="1">
+          <w:hyperlink w:anchor="_Toc230263289" w:history="1">
             <w:r>
               <w:rPr>
                 <w:rStyle w:val="a9"/>
@@ -1591,7 +1591,7 @@
                 <w:sz w:val="28"/>
                 <w:szCs w:val="28"/>
               </w:rPr>
-              <w:instrText xml:space="preserve"> PAGEREF _Toc230260792 \h </w:instrText>
+              <w:instrText xml:space="preserve"> PAGEREF _Toc230263289 \h </w:instrText>
             </w:r>
             <w:r>
               <w:rPr>
@@ -1648,7 +1648,7 @@
               <w:lang w:eastAsia="ru-RU"/>
             </w:rPr>
           </w:pPr>
-          <w:hyperlink w:anchor="_Toc230260793" w:history="1">
+          <w:hyperlink w:anchor="_Toc230263290" w:history="1">
             <w:r>
               <w:rPr>
                 <w:rStyle w:val="a9"/>
@@ -1688,7 +1688,7 @@
                 <w:sz w:val="28"/>
                 <w:szCs w:val="28"/>
               </w:rPr>
-              <w:instrText xml:space="preserve"> PAGEREF _Toc230260793 \h </w:instrText>
+              <w:instrText xml:space="preserve"> PAGEREF _Toc230263290 \h </w:instrText>
             </w:r>
             <w:r>
               <w:rPr>
@@ -1770,7 +1770,7 @@
           <w:color w:val="auto"/>
         </w:rPr>
       </w:pPr>
-      <w:bookmarkStart w:id="1" w:name="_Toc230260787"/>
+      <w:bookmarkStart w:id="1" w:name="_Toc230263284"/>
       <w:r>
         <w:rPr>
           <w:rFonts w:ascii="Times New Roman" w:hAnsi="Times New Roman" w:cs="Times New Roman"/>
@@ -1812,6 +1812,7 @@
       <w:pPr>
         <w:rPr>
           <w:b/>
+          <w:lang w:val="en-US"/>
         </w:rPr>
       </w:pPr>
       <w:r>
@@ -1833,7 +1834,7 @@
           <w:szCs w:val="36"/>
         </w:rPr>
       </w:pPr>
-      <w:bookmarkStart w:id="2" w:name="_Toc230260788"/>
+      <w:bookmarkStart w:id="2" w:name="_Toc230263285"/>
       <w:r>
         <w:rPr>
           <w:rFonts w:ascii="Times New Roman" w:hAnsi="Times New Roman" w:cs="Times New Roman"/>
@@ -1872,7 +1873,7 @@
           <w:szCs w:val="36"/>
         </w:rPr>
       </w:pPr>
-      <w:bookmarkStart w:id="3" w:name="_Toc230260789"/>
+      <w:bookmarkStart w:id="3" w:name="_Toc230263286"/>
       <w:r>
         <w:rPr>
           <w:rFonts w:ascii="Times New Roman" w:hAnsi="Times New Roman" w:cs="Times New Roman"/>
@@ -2568,7 +2569,7 @@
           <w:szCs w:val="36"/>
         </w:rPr>
       </w:pPr>
-      <w:bookmarkStart w:id="4" w:name="_Toc230260790"/>
+      <w:bookmarkStart w:id="4" w:name="_Toc230263287"/>
       <w:r>
         <w:rPr>
           <w:rFonts w:ascii="Times New Roman" w:hAnsi="Times New Roman" w:cs="Times New Roman"/>
@@ -3395,7 +3396,7 @@
           <w:szCs w:val="36"/>
         </w:rPr>
       </w:pPr>
-      <w:bookmarkStart w:id="5" w:name="_Toc230260791"/>
+      <w:bookmarkStart w:id="5" w:name="_Toc230263288"/>
       <w:r>
         <w:rPr>
           <w:rFonts w:ascii="Times New Roman" w:hAnsi="Times New Roman" w:cs="Times New Roman"/>
@@ -3556,7 +3557,7 @@
           <w:szCs w:val="36"/>
         </w:rPr>
       </w:pPr>
-      <w:bookmarkStart w:id="6" w:name="_Toc230260792"/>
+      <w:bookmarkStart w:id="6" w:name="_Toc230263289"/>
       <w:r>
         <w:rPr>
           <w:rFonts w:ascii="Times New Roman" w:hAnsi="Times New Roman" w:cs="Times New Roman"/>
@@ -4203,7 +4204,7 @@
           <w:szCs w:val="36"/>
         </w:rPr>
       </w:pPr>
-      <w:bookmarkStart w:id="7" w:name="_Toc230260793"/>
+      <w:bookmarkStart w:id="7" w:name="_Toc230263290"/>
       <w:r>
         <w:rPr>
           <w:rFonts w:ascii="Times New Roman" w:hAnsi="Times New Roman" w:cs="Times New Roman"/>
@@ -4317,7 +4318,7 @@
           <w:rPr>
             <w:noProof/>
           </w:rPr>
-          <w:t>6</w:t>
+          <w:t>3</w:t>
         </w:r>
         <w:r>
           <w:fldChar w:fldCharType="end"/>
@@ -4381,7 +4382,7 @@
         <v:path o:extrusionok="f" gradientshapeok="t" o:connecttype="rect"/>
         <o:lock v:ext="edit" aspectratio="t"/>
       </v:shapetype>
-      <v:shape id="_x0000_i1031" type="#_x0000_t75" style="width:10.9pt;height:10.9pt" o:bullet="t">
+      <v:shape id="_x0000_i1035" type="#_x0000_t75" style="width:10.9pt;height:10.9pt" o:bullet="t">
         <v:imagedata r:id="rId1" o:title="mso5F5E"/>
       </v:shape>
     </w:pict>
@@ -7116,7 +7117,7 @@
 </file>
 
 <file path=customXml/itemProps1.xml><?xml version="1.0" encoding="utf-8"?>
-<ds:datastoreItem xmlns:ds="http://schemas.openxmlformats.org/officeDocument/2006/customXml" ds:itemID="{0558108E-1EC2-4C73-8A05-CED794948298}">
+<ds:datastoreItem xmlns:ds="http://schemas.openxmlformats.org/officeDocument/2006/customXml" ds:itemID="{C62B2F7A-5527-4E65-9193-C9D617F41B73}">
   <ds:schemaRefs>
     <ds:schemaRef ds:uri="http://schemas.openxmlformats.org/officeDocument/2006/bibliography"/>
   </ds:schemaRefs>

--- a/21.05 Кучумова.docx
+++ b/21.05 Кучумова.docx
@@ -206,10 +206,10 @@
               <wp:anchor distT="0" distB="0" distL="114300" distR="114300" simplePos="0" relativeHeight="251663360" behindDoc="0" locked="0" layoutInCell="1" allowOverlap="1" wp14:anchorId="434E629A" wp14:editId="31297E0B">
                 <wp:simplePos x="0" y="0"/>
                 <wp:positionH relativeFrom="page">
-                  <wp:posOffset>2906395</wp:posOffset>
+                  <wp:align>center</wp:align>
                 </wp:positionH>
                 <wp:positionV relativeFrom="paragraph">
-                  <wp:posOffset>9261475</wp:posOffset>
+                  <wp:posOffset>9285538</wp:posOffset>
                 </wp:positionV>
                 <wp:extent cx="1415415" cy="368300"/>
                 <wp:effectExtent l="0" t="0" r="13335" b="12700"/>
@@ -280,7 +280,11 @@
           </mc:Choice>
           <mc:Fallback>
             <w:pict>
-              <v:shape w14:anchorId="434E629A" id="Надпись 22" o:spid="_x0000_s1027" type="#_x0000_t202" style="position:absolute;margin-left:228.85pt;margin-top:729.25pt;width:111.45pt;height:29pt;z-index:251663360;visibility:visible;mso-wrap-style:square;mso-width-percent:0;mso-height-percent:0;mso-wrap-distance-left:9pt;mso-wrap-distance-top:0;mso-wrap-distance-right:9pt;mso-wrap-distance-bottom:0;mso-position-horizontal:absolute;mso-position-horizontal-relative:page;mso-position-vertical:absolute;mso-position-vertical-relative:text;mso-width-percent:0;mso-height-percent:0;mso-width-relative:margin;mso-height-relative:margin;v-text-anchor:top" o:gfxdata="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" fillcolor="white [3201]" strokecolor="white [3212]" strokeweight=".5pt">
+              <v:shapetype w14:anchorId="434E629A" id="_x0000_t202" coordsize="21600,21600" o:spt="202" path="m,l,21600r21600,l21600,xe">
+                <v:stroke joinstyle="miter"/>
+                <v:path gradientshapeok="t" o:connecttype="rect"/>
+              </v:shapetype>
+              <v:shape id="Надпись 22" o:spid="_x0000_s1027" type="#_x0000_t202" style="position:absolute;margin-left:0;margin-top:731.15pt;width:111.45pt;height:29pt;z-index:251663360;visibility:visible;mso-wrap-style:square;mso-width-percent:0;mso-height-percent:0;mso-wrap-distance-left:9pt;mso-wrap-distance-top:0;mso-wrap-distance-right:9pt;mso-wrap-distance-bottom:0;mso-position-horizontal:center;mso-position-horizontal-relative:page;mso-position-vertical:absolute;mso-position-vertical-relative:text;mso-width-percent:0;mso-height-percent:0;mso-width-relative:margin;mso-height-relative:margin;v-text-anchor:top" o:gfxdata="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" fillcolor="white [3201]" strokecolor="white [3212]" strokeweight=".5pt">
                 <v:textbox>
                   <w:txbxContent>
                     <w:p>
@@ -936,8 +940,8 @@
                               <w:rPr>
                                 <w:rFonts w:ascii="Times New Roman" w:hAnsi="Times New Roman" w:cs="Times New Roman"/>
                                 <w:b/>
-                                <w:sz w:val="36"/>
-                                <w:szCs w:val="36"/>
+                                <w:sz w:val="32"/>
+                                <w:szCs w:val="32"/>
                               </w:rPr>
                               <w:t>Содержание</w:t>
                             </w:r>
@@ -980,8 +984,8 @@
                         <w:rPr>
                           <w:rFonts w:ascii="Times New Roman" w:hAnsi="Times New Roman" w:cs="Times New Roman"/>
                           <w:b/>
-                          <w:sz w:val="36"/>
-                          <w:szCs w:val="36"/>
+                          <w:sz w:val="32"/>
+                          <w:szCs w:val="32"/>
                         </w:rPr>
                         <w:t>Содержание</w:t>
                       </w:r>
@@ -1757,8 +1761,6 @@
         </w:rPr>
         <w:br w:type="page"/>
       </w:r>
-      <w:bookmarkStart w:id="0" w:name="_GoBack"/>
-      <w:bookmarkEnd w:id="0"/>
     </w:p>
     <w:p>
       <w:pPr>
@@ -1770,7 +1772,7 @@
           <w:color w:val="auto"/>
         </w:rPr>
       </w:pPr>
-      <w:bookmarkStart w:id="1" w:name="_Toc230263284"/>
+      <w:bookmarkStart w:id="0" w:name="_Toc230263284"/>
       <w:r>
         <w:rPr>
           <w:rFonts w:ascii="Times New Roman" w:hAnsi="Times New Roman" w:cs="Times New Roman"/>
@@ -1788,7 +1790,7 @@
         </w:rPr>
         <w:t>ель</w:t>
       </w:r>
-      <w:bookmarkEnd w:id="1"/>
+      <w:bookmarkEnd w:id="0"/>
     </w:p>
     <w:p/>
     <w:p>
@@ -1834,8 +1836,22 @@
           <w:szCs w:val="36"/>
         </w:rPr>
       </w:pPr>
-      <w:bookmarkStart w:id="2" w:name="_Toc230263285"/>
-      <w:r>
+      <w:bookmarkStart w:id="1" w:name="_Toc230263285"/>
+      <w:r>
+        <w:rPr>
+          <w:rFonts w:ascii="Times New Roman" w:hAnsi="Times New Roman" w:cs="Times New Roman"/>
+          <w:b/>
+          <w:color w:val="auto"/>
+        </w:rPr>
+        <w:lastRenderedPageBreak/>
+        <w:t>Работа</w:t>
+      </w:r>
+      <w:bookmarkEnd w:id="1"/>
+    </w:p>
+    <w:p>
+      <w:pPr>
+        <w:pStyle w:val="1"/>
+        <w:jc w:val="center"/>
         <w:rPr>
           <w:rFonts w:ascii="Times New Roman" w:hAnsi="Times New Roman" w:cs="Times New Roman"/>
           <w:b/>
@@ -1843,10 +1859,7 @@
           <w:sz w:val="36"/>
           <w:szCs w:val="36"/>
         </w:rPr>
-        <w:lastRenderedPageBreak/>
-        <w:t>Работа</w:t>
-      </w:r>
-      <w:bookmarkEnd w:id="2"/>
+      </w:pPr>
     </w:p>
     <w:p>
       <w:pPr>
@@ -1860,11 +1873,8 @@
           <w:szCs w:val="36"/>
         </w:rPr>
       </w:pPr>
-    </w:p>
-    <w:p>
-      <w:pPr>
-        <w:pStyle w:val="1"/>
-        <w:jc w:val="center"/>
+      <w:bookmarkStart w:id="2" w:name="_Toc230263286"/>
+      <w:r>
         <w:rPr>
           <w:rFonts w:ascii="Times New Roman" w:hAnsi="Times New Roman" w:cs="Times New Roman"/>
           <w:b/>
@@ -1872,19 +1882,17 @@
           <w:sz w:val="36"/>
           <w:szCs w:val="36"/>
         </w:rPr>
-      </w:pPr>
-      <w:bookmarkStart w:id="3" w:name="_Toc230263286"/>
+        <w:t xml:space="preserve">Понятие, сущность и значение информационного </w:t>
+      </w:r>
       <w:r>
         <w:rPr>
           <w:rFonts w:ascii="Times New Roman" w:hAnsi="Times New Roman" w:cs="Times New Roman"/>
           <w:b/>
           <w:color w:val="auto"/>
-          <w:sz w:val="36"/>
-          <w:szCs w:val="36"/>
-        </w:rPr>
-        <w:t>Понятие, сущность и значение информационного обеспечения</w:t>
-      </w:r>
-      <w:bookmarkEnd w:id="3"/>
+        </w:rPr>
+        <w:t>обеспечения</w:t>
+      </w:r>
+      <w:bookmarkEnd w:id="2"/>
     </w:p>
     <w:p>
       <w:pPr>
@@ -2398,6 +2406,7 @@
           <w:sz w:val="28"/>
           <w:szCs w:val="28"/>
         </w:rPr>
+        <w:lastRenderedPageBreak/>
         <w:t>Иные выгоды</w:t>
       </w:r>
     </w:p>
@@ -2569,7 +2578,15 @@
           <w:szCs w:val="36"/>
         </w:rPr>
       </w:pPr>
-      <w:bookmarkStart w:id="4" w:name="_Toc230263287"/>
+      <w:bookmarkStart w:id="3" w:name="_Toc230263287"/>
+      <w:r>
+        <w:rPr>
+          <w:rFonts w:ascii="Times New Roman" w:hAnsi="Times New Roman" w:cs="Times New Roman"/>
+          <w:b/>
+          <w:color w:val="auto"/>
+        </w:rPr>
+        <w:t>Источники</w:t>
+      </w:r>
       <w:r>
         <w:rPr>
           <w:rFonts w:ascii="Times New Roman" w:hAnsi="Times New Roman" w:cs="Times New Roman"/>
@@ -2578,9 +2595,9 @@
           <w:sz w:val="36"/>
           <w:szCs w:val="36"/>
         </w:rPr>
-        <w:t>Источники и виды информации в системах управления</w:t>
-      </w:r>
-      <w:bookmarkEnd w:id="4"/>
+        <w:t xml:space="preserve"> и виды информации в системах управления</w:t>
+      </w:r>
+      <w:bookmarkEnd w:id="3"/>
     </w:p>
     <w:p/>
     <w:p>
@@ -2939,7 +2956,6 @@
           <w:sz w:val="28"/>
           <w:szCs w:val="28"/>
         </w:rPr>
-        <w:lastRenderedPageBreak/>
         <w:t>рабочих местах (хронометраж, фотографии и т. п.).</w:t>
       </w:r>
     </w:p>
@@ -2962,6 +2978,7 @@
           <w:sz w:val="28"/>
           <w:szCs w:val="28"/>
         </w:rPr>
+        <w:lastRenderedPageBreak/>
         <w:t>Устная информация, которая получена во время встреч с членами своего</w:t>
       </w:r>
     </w:p>
@@ -3088,7 +3105,18 @@
           <w:sz w:val="28"/>
           <w:szCs w:val="28"/>
         </w:rPr>
-        <w:t xml:space="preserve">Внешняя информация </w:t>
+        <w:t>Внешняя информац</w:t>
+      </w:r>
+      <w:bookmarkStart w:id="4" w:name="_GoBack"/>
+      <w:bookmarkEnd w:id="4"/>
+      <w:r>
+        <w:rPr>
+          <w:rFonts w:ascii="Times New Roman" w:hAnsi="Times New Roman" w:cs="Times New Roman"/>
+          <w:b/>
+          <w:sz w:val="28"/>
+          <w:szCs w:val="28"/>
+        </w:rPr>
+        <w:t xml:space="preserve">ия </w:t>
       </w:r>
       <w:r>
         <w:rPr>
@@ -3402,10 +3430,18 @@
           <w:rFonts w:ascii="Times New Roman" w:hAnsi="Times New Roman" w:cs="Times New Roman"/>
           <w:b/>
           <w:color w:val="auto"/>
+        </w:rPr>
+        <w:t>Информационное</w:t>
+      </w:r>
+      <w:r>
+        <w:rPr>
+          <w:rFonts w:ascii="Times New Roman" w:hAnsi="Times New Roman" w:cs="Times New Roman"/>
+          <w:b/>
+          <w:color w:val="auto"/>
           <w:sz w:val="36"/>
           <w:szCs w:val="36"/>
         </w:rPr>
-        <w:t>Информационное обеспечение систем управления</w:t>
+        <w:t xml:space="preserve"> обеспечение систем управления</w:t>
       </w:r>
       <w:bookmarkEnd w:id="5"/>
     </w:p>
@@ -3465,7 +3501,6 @@
           <w:sz w:val="28"/>
           <w:szCs w:val="28"/>
         </w:rPr>
-        <w:lastRenderedPageBreak/>
         <w:t>Взаимосвязанная совокупность элементов, образующих единую технологию преобразования информации.</w:t>
       </w:r>
     </w:p>
@@ -3488,6 +3523,7 @@
           <w:sz w:val="28"/>
           <w:szCs w:val="28"/>
         </w:rPr>
+        <w:lastRenderedPageBreak/>
         <w:t>Сведения и знания, предоставляемые потребителю для удовлетворения информационных потребностей.</w:t>
       </w:r>
     </w:p>
@@ -3563,10 +3599,18 @@
           <w:rFonts w:ascii="Times New Roman" w:hAnsi="Times New Roman" w:cs="Times New Roman"/>
           <w:b/>
           <w:color w:val="auto"/>
+        </w:rPr>
+        <w:t>Характеристика</w:t>
+      </w:r>
+      <w:r>
+        <w:rPr>
+          <w:rFonts w:ascii="Times New Roman" w:hAnsi="Times New Roman" w:cs="Times New Roman"/>
+          <w:b/>
+          <w:color w:val="auto"/>
           <w:sz w:val="36"/>
           <w:szCs w:val="36"/>
         </w:rPr>
-        <w:t>Характеристика информационного обеспечения современных информационных технологий</w:t>
+        <w:t xml:space="preserve"> информационного обеспечения современных информационных технологий</w:t>
       </w:r>
       <w:bookmarkEnd w:id="6"/>
     </w:p>
@@ -4027,7 +4071,6 @@
           <w:sz w:val="28"/>
           <w:szCs w:val="28"/>
         </w:rPr>
-        <w:lastRenderedPageBreak/>
         <w:t xml:space="preserve">обработки информации; </w:t>
       </w:r>
     </w:p>
@@ -4072,6 +4115,7 @@
           <w:sz w:val="28"/>
           <w:szCs w:val="28"/>
         </w:rPr>
+        <w:lastRenderedPageBreak/>
         <w:t xml:space="preserve">представления информации; </w:t>
       </w:r>
     </w:p>
@@ -4210,8 +4254,6 @@
           <w:rFonts w:ascii="Times New Roman" w:hAnsi="Times New Roman" w:cs="Times New Roman"/>
           <w:b/>
           <w:color w:val="auto"/>
-          <w:sz w:val="36"/>
-          <w:szCs w:val="36"/>
         </w:rPr>
         <w:t>Заключение</w:t>
       </w:r>
@@ -4318,7 +4360,7 @@
           <w:rPr>
             <w:noProof/>
           </w:rPr>
-          <w:t>3</w:t>
+          <w:t>7</w:t>
         </w:r>
         <w:r>
           <w:fldChar w:fldCharType="end"/>
@@ -4382,7 +4424,7 @@
         <v:path o:extrusionok="f" gradientshapeok="t" o:connecttype="rect"/>
         <o:lock v:ext="edit" aspectratio="t"/>
       </v:shapetype>
-      <v:shape id="_x0000_i1035" type="#_x0000_t75" style="width:10.9pt;height:10.9pt" o:bullet="t">
+      <v:shape id="_x0000_i1053" type="#_x0000_t75" style="width:11.35pt;height:11.35pt" o:bullet="t">
         <v:imagedata r:id="rId1" o:title="mso5F5E"/>
       </v:shape>
     </w:pict>
@@ -7117,7 +7159,7 @@
 </file>
 
 <file path=customXml/itemProps1.xml><?xml version="1.0" encoding="utf-8"?>
-<ds:datastoreItem xmlns:ds="http://schemas.openxmlformats.org/officeDocument/2006/customXml" ds:itemID="{C62B2F7A-5527-4E65-9193-C9D617F41B73}">
+<ds:datastoreItem xmlns:ds="http://schemas.openxmlformats.org/officeDocument/2006/customXml" ds:itemID="{889A776B-06D2-45F3-962E-0C908377674C}">
   <ds:schemaRefs>
     <ds:schemaRef ds:uri="http://schemas.openxmlformats.org/officeDocument/2006/bibliography"/>
   </ds:schemaRefs>

--- a/21.05 Кучумова.docx
+++ b/21.05 Кучумова.docx
@@ -280,11 +280,7 @@
           </mc:Choice>
           <mc:Fallback>
             <w:pict>
-              <v:shapetype w14:anchorId="434E629A" id="_x0000_t202" coordsize="21600,21600" o:spt="202" path="m,l,21600r21600,l21600,xe">
-                <v:stroke joinstyle="miter"/>
-                <v:path gradientshapeok="t" o:connecttype="rect"/>
-              </v:shapetype>
-              <v:shape id="Надпись 22" o:spid="_x0000_s1027" type="#_x0000_t202" style="position:absolute;margin-left:0;margin-top:731.15pt;width:111.45pt;height:29pt;z-index:251663360;visibility:visible;mso-wrap-style:square;mso-width-percent:0;mso-height-percent:0;mso-wrap-distance-left:9pt;mso-wrap-distance-top:0;mso-wrap-distance-right:9pt;mso-wrap-distance-bottom:0;mso-position-horizontal:center;mso-position-horizontal-relative:page;mso-position-vertical:absolute;mso-position-vertical-relative:text;mso-width-percent:0;mso-height-percent:0;mso-width-relative:margin;mso-height-relative:margin;v-text-anchor:top" o:gfxdata="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" fillcolor="white [3201]" strokecolor="white [3212]" strokeweight=".5pt">
+              <v:shape w14:anchorId="434E629A" id="Надпись 22" o:spid="_x0000_s1027" type="#_x0000_t202" style="position:absolute;margin-left:0;margin-top:731.15pt;width:111.45pt;height:29pt;z-index:251663360;visibility:visible;mso-wrap-style:square;mso-width-percent:0;mso-height-percent:0;mso-wrap-distance-left:9pt;mso-wrap-distance-top:0;mso-wrap-distance-right:9pt;mso-wrap-distance-bottom:0;mso-position-horizontal:center;mso-position-horizontal-relative:page;mso-position-vertical:absolute;mso-position-vertical-relative:text;mso-width-percent:0;mso-height-percent:0;mso-width-relative:margin;mso-height-relative:margin;v-text-anchor:top" o:gfxdata="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" fillcolor="white [3201]" strokecolor="white [3212]" strokeweight=".5pt">
                 <v:textbox>
                   <w:txbxContent>
                     <w:p>
@@ -2160,7 +2156,7 @@
         <w:pStyle w:val="a7"/>
         <w:numPr>
           <w:ilvl w:val="0"/>
-          <w:numId w:val="4"/>
+          <w:numId w:val="16"/>
         </w:numPr>
         <w:rPr>
           <w:rFonts w:ascii="Times New Roman" w:hAnsi="Times New Roman" w:cs="Times New Roman"/>
@@ -2182,7 +2178,7 @@
         <w:pStyle w:val="a7"/>
         <w:numPr>
           <w:ilvl w:val="0"/>
-          <w:numId w:val="4"/>
+          <w:numId w:val="16"/>
         </w:numPr>
         <w:rPr>
           <w:rFonts w:ascii="Times New Roman" w:hAnsi="Times New Roman" w:cs="Times New Roman"/>
@@ -2204,7 +2200,7 @@
         <w:pStyle w:val="a7"/>
         <w:numPr>
           <w:ilvl w:val="0"/>
-          <w:numId w:val="4"/>
+          <w:numId w:val="16"/>
         </w:numPr>
         <w:rPr>
           <w:rFonts w:ascii="Times New Roman" w:hAnsi="Times New Roman" w:cs="Times New Roman"/>
@@ -2226,7 +2222,7 @@
         <w:pStyle w:val="a7"/>
         <w:numPr>
           <w:ilvl w:val="0"/>
-          <w:numId w:val="4"/>
+          <w:numId w:val="16"/>
         </w:numPr>
         <w:rPr>
           <w:rFonts w:ascii="Times New Roman" w:hAnsi="Times New Roman" w:cs="Times New Roman"/>
@@ -2248,7 +2244,7 @@
         <w:pStyle w:val="a7"/>
         <w:numPr>
           <w:ilvl w:val="0"/>
-          <w:numId w:val="4"/>
+          <w:numId w:val="16"/>
         </w:numPr>
         <w:rPr>
           <w:rFonts w:ascii="Times New Roman" w:hAnsi="Times New Roman" w:cs="Times New Roman"/>
@@ -2270,7 +2266,7 @@
         <w:pStyle w:val="a7"/>
         <w:numPr>
           <w:ilvl w:val="0"/>
-          <w:numId w:val="4"/>
+          <w:numId w:val="16"/>
         </w:numPr>
         <w:rPr>
           <w:rFonts w:ascii="Times New Roman" w:hAnsi="Times New Roman" w:cs="Times New Roman"/>
@@ -2320,7 +2316,7 @@
         <w:pStyle w:val="a7"/>
         <w:numPr>
           <w:ilvl w:val="0"/>
-          <w:numId w:val="3"/>
+          <w:numId w:val="17"/>
         </w:numPr>
         <w:rPr>
           <w:rFonts w:ascii="Times New Roman" w:hAnsi="Times New Roman" w:cs="Times New Roman"/>
@@ -2342,7 +2338,7 @@
         <w:pStyle w:val="a7"/>
         <w:numPr>
           <w:ilvl w:val="0"/>
-          <w:numId w:val="3"/>
+          <w:numId w:val="17"/>
         </w:numPr>
         <w:rPr>
           <w:rFonts w:ascii="Times New Roman" w:hAnsi="Times New Roman" w:cs="Times New Roman"/>
@@ -2364,7 +2360,7 @@
         <w:pStyle w:val="a7"/>
         <w:numPr>
           <w:ilvl w:val="0"/>
-          <w:numId w:val="3"/>
+          <w:numId w:val="17"/>
         </w:numPr>
         <w:rPr>
           <w:rFonts w:ascii="Times New Roman" w:hAnsi="Times New Roman" w:cs="Times New Roman"/>
@@ -2406,7 +2402,6 @@
           <w:sz w:val="28"/>
           <w:szCs w:val="28"/>
         </w:rPr>
-        <w:lastRenderedPageBreak/>
         <w:t>Иные выгоды</w:t>
       </w:r>
     </w:p>
@@ -2415,7 +2410,7 @@
         <w:pStyle w:val="a7"/>
         <w:numPr>
           <w:ilvl w:val="0"/>
-          <w:numId w:val="2"/>
+          <w:numId w:val="18"/>
         </w:numPr>
         <w:rPr>
           <w:rFonts w:ascii="Times New Roman" w:hAnsi="Times New Roman" w:cs="Times New Roman"/>
@@ -2437,7 +2432,7 @@
         <w:pStyle w:val="a7"/>
         <w:numPr>
           <w:ilvl w:val="0"/>
-          <w:numId w:val="2"/>
+          <w:numId w:val="18"/>
         </w:numPr>
         <w:rPr>
           <w:rFonts w:ascii="Times New Roman" w:hAnsi="Times New Roman" w:cs="Times New Roman"/>
@@ -2459,7 +2454,7 @@
         <w:pStyle w:val="a7"/>
         <w:numPr>
           <w:ilvl w:val="0"/>
-          <w:numId w:val="2"/>
+          <w:numId w:val="18"/>
         </w:numPr>
         <w:rPr>
           <w:rFonts w:ascii="Times New Roman" w:hAnsi="Times New Roman" w:cs="Times New Roman"/>
@@ -2481,7 +2476,7 @@
         <w:pStyle w:val="a7"/>
         <w:numPr>
           <w:ilvl w:val="0"/>
-          <w:numId w:val="2"/>
+          <w:numId w:val="18"/>
         </w:numPr>
         <w:rPr>
           <w:rFonts w:ascii="Times New Roman" w:hAnsi="Times New Roman" w:cs="Times New Roman"/>
@@ -2503,7 +2498,7 @@
         <w:pStyle w:val="a7"/>
         <w:numPr>
           <w:ilvl w:val="0"/>
-          <w:numId w:val="2"/>
+          <w:numId w:val="18"/>
         </w:numPr>
         <w:rPr>
           <w:rFonts w:ascii="Times New Roman" w:hAnsi="Times New Roman" w:cs="Times New Roman"/>
@@ -2525,7 +2520,7 @@
         <w:pStyle w:val="a7"/>
         <w:numPr>
           <w:ilvl w:val="0"/>
-          <w:numId w:val="2"/>
+          <w:numId w:val="18"/>
         </w:numPr>
         <w:rPr>
           <w:rFonts w:ascii="Times New Roman" w:hAnsi="Times New Roman" w:cs="Times New Roman"/>
@@ -2547,7 +2542,7 @@
         <w:pStyle w:val="a7"/>
         <w:numPr>
           <w:ilvl w:val="0"/>
-          <w:numId w:val="2"/>
+          <w:numId w:val="18"/>
         </w:numPr>
       </w:pPr>
       <w:r>
@@ -2662,7 +2657,7 @@
         <w:pStyle w:val="a7"/>
         <w:numPr>
           <w:ilvl w:val="0"/>
-          <w:numId w:val="7"/>
+          <w:numId w:val="19"/>
         </w:numPr>
         <w:rPr>
           <w:rFonts w:ascii="Times New Roman" w:hAnsi="Times New Roman" w:cs="Times New Roman"/>
@@ -2684,7 +2679,7 @@
         <w:pStyle w:val="a7"/>
         <w:numPr>
           <w:ilvl w:val="0"/>
-          <w:numId w:val="7"/>
+          <w:numId w:val="19"/>
         </w:numPr>
         <w:rPr>
           <w:rFonts w:ascii="Times New Roman" w:hAnsi="Times New Roman" w:cs="Times New Roman"/>
@@ -2722,7 +2717,7 @@
         <w:pStyle w:val="a7"/>
         <w:numPr>
           <w:ilvl w:val="0"/>
-          <w:numId w:val="7"/>
+          <w:numId w:val="19"/>
         </w:numPr>
         <w:rPr>
           <w:rFonts w:ascii="Times New Roman" w:hAnsi="Times New Roman" w:cs="Times New Roman"/>
@@ -2744,7 +2739,7 @@
         <w:pStyle w:val="a7"/>
         <w:numPr>
           <w:ilvl w:val="0"/>
-          <w:numId w:val="7"/>
+          <w:numId w:val="19"/>
         </w:numPr>
         <w:rPr>
           <w:rFonts w:ascii="Times New Roman" w:hAnsi="Times New Roman" w:cs="Times New Roman"/>
@@ -2766,7 +2761,7 @@
         <w:pStyle w:val="a7"/>
         <w:numPr>
           <w:ilvl w:val="0"/>
-          <w:numId w:val="7"/>
+          <w:numId w:val="19"/>
         </w:numPr>
         <w:rPr>
           <w:rFonts w:ascii="Times New Roman" w:hAnsi="Times New Roman" w:cs="Times New Roman"/>
@@ -2788,7 +2783,7 @@
         <w:pStyle w:val="a7"/>
         <w:numPr>
           <w:ilvl w:val="0"/>
-          <w:numId w:val="7"/>
+          <w:numId w:val="19"/>
         </w:numPr>
         <w:rPr>
           <w:rFonts w:ascii="Times New Roman" w:hAnsi="Times New Roman" w:cs="Times New Roman"/>
@@ -2810,7 +2805,7 @@
         <w:pStyle w:val="a7"/>
         <w:numPr>
           <w:ilvl w:val="0"/>
-          <w:numId w:val="7"/>
+          <w:numId w:val="19"/>
         </w:numPr>
         <w:rPr>
           <w:rFonts w:ascii="Times New Roman" w:hAnsi="Times New Roman" w:cs="Times New Roman"/>
@@ -2832,7 +2827,7 @@
         <w:pStyle w:val="a7"/>
         <w:numPr>
           <w:ilvl w:val="0"/>
-          <w:numId w:val="7"/>
+          <w:numId w:val="19"/>
         </w:numPr>
         <w:rPr>
           <w:rFonts w:ascii="Times New Roman" w:hAnsi="Times New Roman" w:cs="Times New Roman"/>
@@ -2854,7 +2849,7 @@
         <w:pStyle w:val="a7"/>
         <w:numPr>
           <w:ilvl w:val="0"/>
-          <w:numId w:val="7"/>
+          <w:numId w:val="19"/>
         </w:numPr>
         <w:rPr>
           <w:rFonts w:ascii="Times New Roman" w:hAnsi="Times New Roman" w:cs="Times New Roman"/>
@@ -2876,7 +2871,7 @@
         <w:pStyle w:val="a7"/>
         <w:numPr>
           <w:ilvl w:val="0"/>
-          <w:numId w:val="7"/>
+          <w:numId w:val="19"/>
         </w:numPr>
         <w:rPr>
           <w:rFonts w:ascii="Times New Roman" w:hAnsi="Times New Roman" w:cs="Times New Roman"/>
@@ -2898,7 +2893,7 @@
         <w:pStyle w:val="a7"/>
         <w:numPr>
           <w:ilvl w:val="0"/>
-          <w:numId w:val="7"/>
+          <w:numId w:val="19"/>
         </w:numPr>
         <w:rPr>
           <w:rFonts w:ascii="Times New Roman" w:hAnsi="Times New Roman" w:cs="Times New Roman"/>
@@ -2920,7 +2915,7 @@
         <w:pStyle w:val="a7"/>
         <w:numPr>
           <w:ilvl w:val="0"/>
-          <w:numId w:val="7"/>
+          <w:numId w:val="19"/>
         </w:numPr>
         <w:rPr>
           <w:rFonts w:ascii="Times New Roman" w:hAnsi="Times New Roman" w:cs="Times New Roman"/>
@@ -2934,6 +2929,7 @@
           <w:sz w:val="28"/>
           <w:szCs w:val="28"/>
         </w:rPr>
+        <w:lastRenderedPageBreak/>
         <w:t>Материалы специальных обследований состояния производства на отдельных</w:t>
       </w:r>
     </w:p>
@@ -2942,7 +2938,7 @@
         <w:pStyle w:val="a7"/>
         <w:numPr>
           <w:ilvl w:val="0"/>
-          <w:numId w:val="7"/>
+          <w:numId w:val="20"/>
         </w:numPr>
         <w:rPr>
           <w:rFonts w:ascii="Times New Roman" w:hAnsi="Times New Roman" w:cs="Times New Roman"/>
@@ -2964,7 +2960,7 @@
         <w:pStyle w:val="a7"/>
         <w:numPr>
           <w:ilvl w:val="0"/>
-          <w:numId w:val="7"/>
+          <w:numId w:val="20"/>
         </w:numPr>
         <w:rPr>
           <w:rFonts w:ascii="Times New Roman" w:hAnsi="Times New Roman" w:cs="Times New Roman"/>
@@ -2978,7 +2974,6 @@
           <w:sz w:val="28"/>
           <w:szCs w:val="28"/>
         </w:rPr>
-        <w:lastRenderedPageBreak/>
         <w:t>Устная информация, которая получена во время встреч с членами своего</w:t>
       </w:r>
     </w:p>
@@ -2987,7 +2982,7 @@
         <w:pStyle w:val="a7"/>
         <w:numPr>
           <w:ilvl w:val="0"/>
-          <w:numId w:val="7"/>
+          <w:numId w:val="20"/>
         </w:numPr>
         <w:rPr>
           <w:rFonts w:ascii="Times New Roman" w:hAnsi="Times New Roman" w:cs="Times New Roman"/>
@@ -3105,18 +3100,7 @@
           <w:sz w:val="28"/>
           <w:szCs w:val="28"/>
         </w:rPr>
-        <w:t>Внешняя информац</w:t>
-      </w:r>
-      <w:bookmarkStart w:id="4" w:name="_GoBack"/>
-      <w:bookmarkEnd w:id="4"/>
-      <w:r>
-        <w:rPr>
-          <w:rFonts w:ascii="Times New Roman" w:hAnsi="Times New Roman" w:cs="Times New Roman"/>
-          <w:b/>
-          <w:sz w:val="28"/>
-          <w:szCs w:val="28"/>
-        </w:rPr>
-        <w:t xml:space="preserve">ия </w:t>
+        <w:t xml:space="preserve">Внешняя информация </w:t>
       </w:r>
       <w:r>
         <w:rPr>
@@ -3424,7 +3408,7 @@
           <w:szCs w:val="36"/>
         </w:rPr>
       </w:pPr>
-      <w:bookmarkStart w:id="5" w:name="_Toc230263288"/>
+      <w:bookmarkStart w:id="4" w:name="_Toc230263288"/>
       <w:r>
         <w:rPr>
           <w:rFonts w:ascii="Times New Roman" w:hAnsi="Times New Roman" w:cs="Times New Roman"/>
@@ -3443,7 +3427,7 @@
         </w:rPr>
         <w:t xml:space="preserve"> обеспечение систем управления</w:t>
       </w:r>
-      <w:bookmarkEnd w:id="5"/>
+      <w:bookmarkEnd w:id="4"/>
     </w:p>
     <w:p/>
     <w:p>
@@ -3462,6 +3446,7 @@
           <w:sz w:val="28"/>
           <w:szCs w:val="28"/>
         </w:rPr>
+        <w:lastRenderedPageBreak/>
         <w:t xml:space="preserve">ИО - </w:t>
       </w:r>
       <w:r>
@@ -3487,7 +3472,7 @@
         <w:pStyle w:val="a7"/>
         <w:numPr>
           <w:ilvl w:val="0"/>
-          <w:numId w:val="9"/>
+          <w:numId w:val="21"/>
         </w:numPr>
         <w:rPr>
           <w:rFonts w:ascii="Times New Roman" w:hAnsi="Times New Roman" w:cs="Times New Roman"/>
@@ -3509,7 +3494,7 @@
         <w:pStyle w:val="a7"/>
         <w:numPr>
           <w:ilvl w:val="0"/>
-          <w:numId w:val="9"/>
+          <w:numId w:val="21"/>
         </w:numPr>
         <w:rPr>
           <w:rFonts w:ascii="Times New Roman" w:hAnsi="Times New Roman" w:cs="Times New Roman"/>
@@ -3523,7 +3508,6 @@
           <w:sz w:val="28"/>
           <w:szCs w:val="28"/>
         </w:rPr>
-        <w:lastRenderedPageBreak/>
         <w:t>Сведения и знания, предоставляемые потребителю для удовлетворения информационных потребностей.</w:t>
       </w:r>
     </w:p>
@@ -3532,7 +3516,7 @@
         <w:pStyle w:val="a7"/>
         <w:numPr>
           <w:ilvl w:val="0"/>
-          <w:numId w:val="9"/>
+          <w:numId w:val="21"/>
         </w:numPr>
         <w:rPr>
           <w:rFonts w:ascii="Times New Roman" w:hAnsi="Times New Roman" w:cs="Times New Roman"/>
@@ -3554,7 +3538,7 @@
         <w:pStyle w:val="a7"/>
         <w:numPr>
           <w:ilvl w:val="0"/>
-          <w:numId w:val="9"/>
+          <w:numId w:val="21"/>
         </w:numPr>
         <w:rPr>
           <w:rFonts w:ascii="Times New Roman" w:hAnsi="Times New Roman" w:cs="Times New Roman"/>
@@ -3593,7 +3577,7 @@
           <w:szCs w:val="36"/>
         </w:rPr>
       </w:pPr>
-      <w:bookmarkStart w:id="6" w:name="_Toc230263289"/>
+      <w:bookmarkStart w:id="5" w:name="_Toc230263289"/>
       <w:r>
         <w:rPr>
           <w:rFonts w:ascii="Times New Roman" w:hAnsi="Times New Roman" w:cs="Times New Roman"/>
@@ -3612,7 +3596,7 @@
         </w:rPr>
         <w:t xml:space="preserve"> информационного обеспечения современных информационных технологий</w:t>
       </w:r>
-      <w:bookmarkEnd w:id="6"/>
+      <w:bookmarkEnd w:id="5"/>
     </w:p>
     <w:p>
       <w:pPr>
@@ -3791,7 +3775,7 @@
         <w:pStyle w:val="a7"/>
         <w:numPr>
           <w:ilvl w:val="0"/>
-          <w:numId w:val="13"/>
+          <w:numId w:val="22"/>
         </w:numPr>
         <w:rPr>
           <w:rFonts w:ascii="Times New Roman" w:hAnsi="Times New Roman" w:cs="Times New Roman"/>
@@ -3813,7 +3797,7 @@
         <w:pStyle w:val="a7"/>
         <w:numPr>
           <w:ilvl w:val="0"/>
-          <w:numId w:val="13"/>
+          <w:numId w:val="22"/>
         </w:numPr>
         <w:rPr>
           <w:rFonts w:ascii="Times New Roman" w:hAnsi="Times New Roman" w:cs="Times New Roman"/>
@@ -3835,7 +3819,7 @@
         <w:pStyle w:val="a7"/>
         <w:numPr>
           <w:ilvl w:val="0"/>
-          <w:numId w:val="13"/>
+          <w:numId w:val="22"/>
         </w:numPr>
         <w:rPr>
           <w:rFonts w:ascii="Times New Roman" w:hAnsi="Times New Roman" w:cs="Times New Roman"/>
@@ -3873,7 +3857,7 @@
         <w:pStyle w:val="a7"/>
         <w:numPr>
           <w:ilvl w:val="0"/>
-          <w:numId w:val="13"/>
+          <w:numId w:val="22"/>
         </w:numPr>
         <w:rPr>
           <w:rFonts w:ascii="Times New Roman" w:hAnsi="Times New Roman" w:cs="Times New Roman"/>
@@ -3895,7 +3879,7 @@
         <w:pStyle w:val="a7"/>
         <w:numPr>
           <w:ilvl w:val="0"/>
-          <w:numId w:val="13"/>
+          <w:numId w:val="22"/>
         </w:numPr>
         <w:rPr>
           <w:rFonts w:ascii="Times New Roman" w:hAnsi="Times New Roman" w:cs="Times New Roman"/>
@@ -3917,7 +3901,7 @@
         <w:pStyle w:val="a7"/>
         <w:numPr>
           <w:ilvl w:val="0"/>
-          <w:numId w:val="13"/>
+          <w:numId w:val="22"/>
         </w:numPr>
         <w:rPr>
           <w:rFonts w:ascii="Times New Roman" w:hAnsi="Times New Roman" w:cs="Times New Roman"/>
@@ -3939,7 +3923,7 @@
         <w:pStyle w:val="a7"/>
         <w:numPr>
           <w:ilvl w:val="0"/>
-          <w:numId w:val="13"/>
+          <w:numId w:val="22"/>
         </w:numPr>
         <w:rPr>
           <w:rFonts w:ascii="Times New Roman" w:hAnsi="Times New Roman" w:cs="Times New Roman"/>
@@ -3991,7 +3975,7 @@
         <w:pStyle w:val="a7"/>
         <w:numPr>
           <w:ilvl w:val="0"/>
-          <w:numId w:val="14"/>
+          <w:numId w:val="23"/>
         </w:numPr>
         <w:rPr>
           <w:rFonts w:ascii="Times New Roman" w:hAnsi="Times New Roman" w:cs="Times New Roman"/>
@@ -4005,6 +3989,7 @@
           <w:sz w:val="28"/>
           <w:szCs w:val="28"/>
         </w:rPr>
+        <w:lastRenderedPageBreak/>
         <w:t xml:space="preserve">сбора информации; </w:t>
       </w:r>
     </w:p>
@@ -4013,7 +3998,7 @@
         <w:pStyle w:val="a7"/>
         <w:numPr>
           <w:ilvl w:val="0"/>
-          <w:numId w:val="14"/>
+          <w:numId w:val="23"/>
         </w:numPr>
         <w:rPr>
           <w:rFonts w:ascii="Times New Roman" w:hAnsi="Times New Roman" w:cs="Times New Roman"/>
@@ -4035,7 +4020,7 @@
         <w:pStyle w:val="a7"/>
         <w:numPr>
           <w:ilvl w:val="0"/>
-          <w:numId w:val="14"/>
+          <w:numId w:val="23"/>
         </w:numPr>
         <w:rPr>
           <w:rFonts w:ascii="Times New Roman" w:hAnsi="Times New Roman" w:cs="Times New Roman"/>
@@ -4057,7 +4042,7 @@
         <w:pStyle w:val="a7"/>
         <w:numPr>
           <w:ilvl w:val="0"/>
-          <w:numId w:val="14"/>
+          <w:numId w:val="23"/>
         </w:numPr>
         <w:rPr>
           <w:rFonts w:ascii="Times New Roman" w:hAnsi="Times New Roman" w:cs="Times New Roman"/>
@@ -4079,7 +4064,7 @@
         <w:pStyle w:val="a7"/>
         <w:numPr>
           <w:ilvl w:val="0"/>
-          <w:numId w:val="14"/>
+          <w:numId w:val="23"/>
         </w:numPr>
         <w:rPr>
           <w:rFonts w:ascii="Times New Roman" w:hAnsi="Times New Roman" w:cs="Times New Roman"/>
@@ -4101,7 +4086,7 @@
         <w:pStyle w:val="a7"/>
         <w:numPr>
           <w:ilvl w:val="0"/>
-          <w:numId w:val="14"/>
+          <w:numId w:val="23"/>
         </w:numPr>
         <w:rPr>
           <w:rFonts w:ascii="Times New Roman" w:hAnsi="Times New Roman" w:cs="Times New Roman"/>
@@ -4115,7 +4100,6 @@
           <w:sz w:val="28"/>
           <w:szCs w:val="28"/>
         </w:rPr>
-        <w:lastRenderedPageBreak/>
         <w:t xml:space="preserve">представления информации; </w:t>
       </w:r>
     </w:p>
@@ -4124,7 +4108,7 @@
         <w:pStyle w:val="a7"/>
         <w:numPr>
           <w:ilvl w:val="0"/>
-          <w:numId w:val="14"/>
+          <w:numId w:val="23"/>
         </w:numPr>
         <w:rPr>
           <w:rFonts w:ascii="Times New Roman" w:hAnsi="Times New Roman" w:cs="Times New Roman"/>
@@ -4166,7 +4150,7 @@
         <w:pStyle w:val="a7"/>
         <w:numPr>
           <w:ilvl w:val="0"/>
-          <w:numId w:val="15"/>
+          <w:numId w:val="24"/>
         </w:numPr>
         <w:rPr>
           <w:rFonts w:ascii="Times New Roman" w:hAnsi="Times New Roman" w:cs="Times New Roman"/>
@@ -4174,6 +4158,7 @@
           <w:szCs w:val="28"/>
         </w:rPr>
       </w:pPr>
+      <w:bookmarkStart w:id="6" w:name="_GoBack"/>
       <w:r>
         <w:rPr>
           <w:rFonts w:ascii="Times New Roman" w:hAnsi="Times New Roman" w:cs="Times New Roman"/>
@@ -4188,7 +4173,7 @@
         <w:pStyle w:val="a7"/>
         <w:numPr>
           <w:ilvl w:val="0"/>
-          <w:numId w:val="15"/>
+          <w:numId w:val="24"/>
         </w:numPr>
         <w:rPr>
           <w:rFonts w:ascii="Times New Roman" w:hAnsi="Times New Roman" w:cs="Times New Roman"/>
@@ -4210,7 +4195,7 @@
         <w:pStyle w:val="a7"/>
         <w:numPr>
           <w:ilvl w:val="0"/>
-          <w:numId w:val="15"/>
+          <w:numId w:val="24"/>
         </w:numPr>
         <w:rPr>
           <w:rFonts w:ascii="Times New Roman" w:hAnsi="Times New Roman" w:cs="Times New Roman"/>
@@ -4224,7 +4209,16 @@
           <w:sz w:val="28"/>
           <w:szCs w:val="28"/>
         </w:rPr>
-        <w:t>организационно-методического обеспечения, увязывающего реализацию всех действий технических средств и персонала в единый технологический процесс в соответствии с назначением конкретного информационного процесса в рамках обеспечения определенной функции управленческой деятельности.</w:t>
+        <w:t>организационно-методического обеспечения, увязывающего реализацию всех действий технических средств и персонала в единый технологический процесс в соответствии с назначением конкретного информационного процесса в рамках обеспечения определенной функции управленческой деятельности</w:t>
+      </w:r>
+      <w:bookmarkEnd w:id="6"/>
+      <w:r>
+        <w:rPr>
+          <w:rFonts w:ascii="Times New Roman" w:hAnsi="Times New Roman" w:cs="Times New Roman"/>
+          <w:sz w:val="28"/>
+          <w:szCs w:val="28"/>
+        </w:rPr>
+        <w:t>.</w:t>
       </w:r>
     </w:p>
     <w:p>
@@ -4424,12 +4418,125 @@
         <v:path o:extrusionok="f" gradientshapeok="t" o:connecttype="rect"/>
         <o:lock v:ext="edit" aspectratio="t"/>
       </v:shapetype>
-      <v:shape id="_x0000_i1053" type="#_x0000_t75" style="width:11.35pt;height:11.35pt" o:bullet="t">
+      <v:shape id="_x0000_i1062" type="#_x0000_t75" style="width:11.35pt;height:11.35pt" o:bullet="t">
         <v:imagedata r:id="rId1" o:title="mso5F5E"/>
       </v:shape>
     </w:pict>
   </w:numPicBullet>
   <w:abstractNum w:abstractNumId="0" w15:restartNumberingAfterBreak="0">
+    <w:nsid w:val="09E369C4"/>
+    <w:multiLevelType w:val="hybridMultilevel"/>
+    <w:tmpl w:val="875EAC7C"/>
+    <w:lvl w:ilvl="0" w:tplc="04190001">
+      <w:start w:val="1"/>
+      <w:numFmt w:val="bullet"/>
+      <w:lvlText w:val=""/>
+      <w:lvlJc w:val="left"/>
+      <w:pPr>
+        <w:ind w:left="1080" w:hanging="360"/>
+      </w:pPr>
+      <w:rPr>
+        <w:rFonts w:ascii="Symbol" w:hAnsi="Symbol" w:hint="default"/>
+      </w:rPr>
+    </w:lvl>
+    <w:lvl w:ilvl="1" w:tplc="04190003" w:tentative="1">
+      <w:start w:val="1"/>
+      <w:numFmt w:val="bullet"/>
+      <w:lvlText w:val="o"/>
+      <w:lvlJc w:val="left"/>
+      <w:pPr>
+        <w:ind w:left="1800" w:hanging="360"/>
+      </w:pPr>
+      <w:rPr>
+        <w:rFonts w:ascii="Courier New" w:hAnsi="Courier New" w:cs="Courier New" w:hint="default"/>
+      </w:rPr>
+    </w:lvl>
+    <w:lvl w:ilvl="2" w:tplc="04190005" w:tentative="1">
+      <w:start w:val="1"/>
+      <w:numFmt w:val="bullet"/>
+      <w:lvlText w:val=""/>
+      <w:lvlJc w:val="left"/>
+      <w:pPr>
+        <w:ind w:left="2520" w:hanging="360"/>
+      </w:pPr>
+      <w:rPr>
+        <w:rFonts w:ascii="Wingdings" w:hAnsi="Wingdings" w:hint="default"/>
+      </w:rPr>
+    </w:lvl>
+    <w:lvl w:ilvl="3" w:tplc="04190001" w:tentative="1">
+      <w:start w:val="1"/>
+      <w:numFmt w:val="bullet"/>
+      <w:lvlText w:val=""/>
+      <w:lvlJc w:val="left"/>
+      <w:pPr>
+        <w:ind w:left="3240" w:hanging="360"/>
+      </w:pPr>
+      <w:rPr>
+        <w:rFonts w:ascii="Symbol" w:hAnsi="Symbol" w:hint="default"/>
+      </w:rPr>
+    </w:lvl>
+    <w:lvl w:ilvl="4" w:tplc="04190003" w:tentative="1">
+      <w:start w:val="1"/>
+      <w:numFmt w:val="bullet"/>
+      <w:lvlText w:val="o"/>
+      <w:lvlJc w:val="left"/>
+      <w:pPr>
+        <w:ind w:left="3960" w:hanging="360"/>
+      </w:pPr>
+      <w:rPr>
+        <w:rFonts w:ascii="Courier New" w:hAnsi="Courier New" w:cs="Courier New" w:hint="default"/>
+      </w:rPr>
+    </w:lvl>
+    <w:lvl w:ilvl="5" w:tplc="04190005" w:tentative="1">
+      <w:start w:val="1"/>
+      <w:numFmt w:val="bullet"/>
+      <w:lvlText w:val=""/>
+      <w:lvlJc w:val="left"/>
+      <w:pPr>
+        <w:ind w:left="4680" w:hanging="360"/>
+      </w:pPr>
+      <w:rPr>
+        <w:rFonts w:ascii="Wingdings" w:hAnsi="Wingdings" w:hint="default"/>
+      </w:rPr>
+    </w:lvl>
+    <w:lvl w:ilvl="6" w:tplc="04190001" w:tentative="1">
+      <w:start w:val="1"/>
+      <w:numFmt w:val="bullet"/>
+      <w:lvlText w:val=""/>
+      <w:lvlJc w:val="left"/>
+      <w:pPr>
+        <w:ind w:left="5400" w:hanging="360"/>
+      </w:pPr>
+      <w:rPr>
+        <w:rFonts w:ascii="Symbol" w:hAnsi="Symbol" w:hint="default"/>
+      </w:rPr>
+    </w:lvl>
+    <w:lvl w:ilvl="7" w:tplc="04190003" w:tentative="1">
+      <w:start w:val="1"/>
+      <w:numFmt w:val="bullet"/>
+      <w:lvlText w:val="o"/>
+      <w:lvlJc w:val="left"/>
+      <w:pPr>
+        <w:ind w:left="6120" w:hanging="360"/>
+      </w:pPr>
+      <w:rPr>
+        <w:rFonts w:ascii="Courier New" w:hAnsi="Courier New" w:cs="Courier New" w:hint="default"/>
+      </w:rPr>
+    </w:lvl>
+    <w:lvl w:ilvl="8" w:tplc="04190005" w:tentative="1">
+      <w:start w:val="1"/>
+      <w:numFmt w:val="bullet"/>
+      <w:lvlText w:val=""/>
+      <w:lvlJc w:val="left"/>
+      <w:pPr>
+        <w:ind w:left="6840" w:hanging="360"/>
+      </w:pPr>
+      <w:rPr>
+        <w:rFonts w:ascii="Wingdings" w:hAnsi="Wingdings" w:hint="default"/>
+      </w:rPr>
+    </w:lvl>
+  </w:abstractNum>
+  <w:abstractNum w:abstractNumId="1" w15:restartNumberingAfterBreak="0">
     <w:nsid w:val="0D517E98"/>
     <w:multiLevelType w:val="hybridMultilevel"/>
     <w:tmpl w:val="E4F29B90"/>
@@ -4543,7 +4650,7 @@
       </w:rPr>
     </w:lvl>
   </w:abstractNum>
-  <w:abstractNum w:abstractNumId="1" w15:restartNumberingAfterBreak="0">
+  <w:abstractNum w:abstractNumId="2" w15:restartNumberingAfterBreak="0">
     <w:nsid w:val="1B4F54FC"/>
     <w:multiLevelType w:val="multilevel"/>
     <w:tmpl w:val="3A24F628"/>
@@ -4692,7 +4799,7 @@
       </w:rPr>
     </w:lvl>
   </w:abstractNum>
-  <w:abstractNum w:abstractNumId="2" w15:restartNumberingAfterBreak="0">
+  <w:abstractNum w:abstractNumId="3" w15:restartNumberingAfterBreak="0">
     <w:nsid w:val="2AEE299C"/>
     <w:multiLevelType w:val="hybridMultilevel"/>
     <w:tmpl w:val="F112E520"/>
@@ -4806,7 +4913,120 @@
       </w:rPr>
     </w:lvl>
   </w:abstractNum>
-  <w:abstractNum w:abstractNumId="3" w15:restartNumberingAfterBreak="0">
+  <w:abstractNum w:abstractNumId="4" w15:restartNumberingAfterBreak="0">
+    <w:nsid w:val="2AF10EA7"/>
+    <w:multiLevelType w:val="hybridMultilevel"/>
+    <w:tmpl w:val="BD32D672"/>
+    <w:lvl w:ilvl="0" w:tplc="04190001">
+      <w:start w:val="1"/>
+      <w:numFmt w:val="bullet"/>
+      <w:lvlText w:val=""/>
+      <w:lvlJc w:val="left"/>
+      <w:pPr>
+        <w:ind w:left="720" w:hanging="360"/>
+      </w:pPr>
+      <w:rPr>
+        <w:rFonts w:ascii="Symbol" w:hAnsi="Symbol" w:hint="default"/>
+      </w:rPr>
+    </w:lvl>
+    <w:lvl w:ilvl="1" w:tplc="04190003" w:tentative="1">
+      <w:start w:val="1"/>
+      <w:numFmt w:val="bullet"/>
+      <w:lvlText w:val="o"/>
+      <w:lvlJc w:val="left"/>
+      <w:pPr>
+        <w:ind w:left="1440" w:hanging="360"/>
+      </w:pPr>
+      <w:rPr>
+        <w:rFonts w:ascii="Courier New" w:hAnsi="Courier New" w:cs="Courier New" w:hint="default"/>
+      </w:rPr>
+    </w:lvl>
+    <w:lvl w:ilvl="2" w:tplc="04190005" w:tentative="1">
+      <w:start w:val="1"/>
+      <w:numFmt w:val="bullet"/>
+      <w:lvlText w:val=""/>
+      <w:lvlJc w:val="left"/>
+      <w:pPr>
+        <w:ind w:left="2160" w:hanging="360"/>
+      </w:pPr>
+      <w:rPr>
+        <w:rFonts w:ascii="Wingdings" w:hAnsi="Wingdings" w:hint="default"/>
+      </w:rPr>
+    </w:lvl>
+    <w:lvl w:ilvl="3" w:tplc="04190001" w:tentative="1">
+      <w:start w:val="1"/>
+      <w:numFmt w:val="bullet"/>
+      <w:lvlText w:val=""/>
+      <w:lvlJc w:val="left"/>
+      <w:pPr>
+        <w:ind w:left="2880" w:hanging="360"/>
+      </w:pPr>
+      <w:rPr>
+        <w:rFonts w:ascii="Symbol" w:hAnsi="Symbol" w:hint="default"/>
+      </w:rPr>
+    </w:lvl>
+    <w:lvl w:ilvl="4" w:tplc="04190003" w:tentative="1">
+      <w:start w:val="1"/>
+      <w:numFmt w:val="bullet"/>
+      <w:lvlText w:val="o"/>
+      <w:lvlJc w:val="left"/>
+      <w:pPr>
+        <w:ind w:left="3600" w:hanging="360"/>
+      </w:pPr>
+      <w:rPr>
+        <w:rFonts w:ascii="Courier New" w:hAnsi="Courier New" w:cs="Courier New" w:hint="default"/>
+      </w:rPr>
+    </w:lvl>
+    <w:lvl w:ilvl="5" w:tplc="04190005" w:tentative="1">
+      <w:start w:val="1"/>
+      <w:numFmt w:val="bullet"/>
+      <w:lvlText w:val=""/>
+      <w:lvlJc w:val="left"/>
+      <w:pPr>
+        <w:ind w:left="4320" w:hanging="360"/>
+      </w:pPr>
+      <w:rPr>
+        <w:rFonts w:ascii="Wingdings" w:hAnsi="Wingdings" w:hint="default"/>
+      </w:rPr>
+    </w:lvl>
+    <w:lvl w:ilvl="6" w:tplc="04190001" w:tentative="1">
+      <w:start w:val="1"/>
+      <w:numFmt w:val="bullet"/>
+      <w:lvlText w:val=""/>
+      <w:lvlJc w:val="left"/>
+      <w:pPr>
+        <w:ind w:left="5040" w:hanging="360"/>
+      </w:pPr>
+      <w:rPr>
+        <w:rFonts w:ascii="Symbol" w:hAnsi="Symbol" w:hint="default"/>
+      </w:rPr>
+    </w:lvl>
+    <w:lvl w:ilvl="7" w:tplc="04190003" w:tentative="1">
+      <w:start w:val="1"/>
+      <w:numFmt w:val="bullet"/>
+      <w:lvlText w:val="o"/>
+      <w:lvlJc w:val="left"/>
+      <w:pPr>
+        <w:ind w:left="5760" w:hanging="360"/>
+      </w:pPr>
+      <w:rPr>
+        <w:rFonts w:ascii="Courier New" w:hAnsi="Courier New" w:cs="Courier New" w:hint="default"/>
+      </w:rPr>
+    </w:lvl>
+    <w:lvl w:ilvl="8" w:tplc="04190005" w:tentative="1">
+      <w:start w:val="1"/>
+      <w:numFmt w:val="bullet"/>
+      <w:lvlText w:val=""/>
+      <w:lvlJc w:val="left"/>
+      <w:pPr>
+        <w:ind w:left="6480" w:hanging="360"/>
+      </w:pPr>
+      <w:rPr>
+        <w:rFonts w:ascii="Wingdings" w:hAnsi="Wingdings" w:hint="default"/>
+      </w:rPr>
+    </w:lvl>
+  </w:abstractNum>
+  <w:abstractNum w:abstractNumId="5" w15:restartNumberingAfterBreak="0">
     <w:nsid w:val="2E791662"/>
     <w:multiLevelType w:val="hybridMultilevel"/>
     <w:tmpl w:val="CF34B8D8"/>
@@ -4920,7 +5140,233 @@
       </w:rPr>
     </w:lvl>
   </w:abstractNum>
-  <w:abstractNum w:abstractNumId="4" w15:restartNumberingAfterBreak="0">
+  <w:abstractNum w:abstractNumId="6" w15:restartNumberingAfterBreak="0">
+    <w:nsid w:val="303E7890"/>
+    <w:multiLevelType w:val="hybridMultilevel"/>
+    <w:tmpl w:val="1D50C8D6"/>
+    <w:lvl w:ilvl="0" w:tplc="04190001">
+      <w:start w:val="1"/>
+      <w:numFmt w:val="bullet"/>
+      <w:lvlText w:val=""/>
+      <w:lvlJc w:val="left"/>
+      <w:pPr>
+        <w:ind w:left="720" w:hanging="360"/>
+      </w:pPr>
+      <w:rPr>
+        <w:rFonts w:ascii="Symbol" w:hAnsi="Symbol" w:hint="default"/>
+      </w:rPr>
+    </w:lvl>
+    <w:lvl w:ilvl="1" w:tplc="04190003" w:tentative="1">
+      <w:start w:val="1"/>
+      <w:numFmt w:val="bullet"/>
+      <w:lvlText w:val="o"/>
+      <w:lvlJc w:val="left"/>
+      <w:pPr>
+        <w:ind w:left="1440" w:hanging="360"/>
+      </w:pPr>
+      <w:rPr>
+        <w:rFonts w:ascii="Courier New" w:hAnsi="Courier New" w:cs="Courier New" w:hint="default"/>
+      </w:rPr>
+    </w:lvl>
+    <w:lvl w:ilvl="2" w:tplc="04190005" w:tentative="1">
+      <w:start w:val="1"/>
+      <w:numFmt w:val="bullet"/>
+      <w:lvlText w:val=""/>
+      <w:lvlJc w:val="left"/>
+      <w:pPr>
+        <w:ind w:left="2160" w:hanging="360"/>
+      </w:pPr>
+      <w:rPr>
+        <w:rFonts w:ascii="Wingdings" w:hAnsi="Wingdings" w:hint="default"/>
+      </w:rPr>
+    </w:lvl>
+    <w:lvl w:ilvl="3" w:tplc="04190001" w:tentative="1">
+      <w:start w:val="1"/>
+      <w:numFmt w:val="bullet"/>
+      <w:lvlText w:val=""/>
+      <w:lvlJc w:val="left"/>
+      <w:pPr>
+        <w:ind w:left="2880" w:hanging="360"/>
+      </w:pPr>
+      <w:rPr>
+        <w:rFonts w:ascii="Symbol" w:hAnsi="Symbol" w:hint="default"/>
+      </w:rPr>
+    </w:lvl>
+    <w:lvl w:ilvl="4" w:tplc="04190003" w:tentative="1">
+      <w:start w:val="1"/>
+      <w:numFmt w:val="bullet"/>
+      <w:lvlText w:val="o"/>
+      <w:lvlJc w:val="left"/>
+      <w:pPr>
+        <w:ind w:left="3600" w:hanging="360"/>
+      </w:pPr>
+      <w:rPr>
+        <w:rFonts w:ascii="Courier New" w:hAnsi="Courier New" w:cs="Courier New" w:hint="default"/>
+      </w:rPr>
+    </w:lvl>
+    <w:lvl w:ilvl="5" w:tplc="04190005" w:tentative="1">
+      <w:start w:val="1"/>
+      <w:numFmt w:val="bullet"/>
+      <w:lvlText w:val=""/>
+      <w:lvlJc w:val="left"/>
+      <w:pPr>
+        <w:ind w:left="4320" w:hanging="360"/>
+      </w:pPr>
+      <w:rPr>
+        <w:rFonts w:ascii="Wingdings" w:hAnsi="Wingdings" w:hint="default"/>
+      </w:rPr>
+    </w:lvl>
+    <w:lvl w:ilvl="6" w:tplc="04190001" w:tentative="1">
+      <w:start w:val="1"/>
+      <w:numFmt w:val="bullet"/>
+      <w:lvlText w:val=""/>
+      <w:lvlJc w:val="left"/>
+      <w:pPr>
+        <w:ind w:left="5040" w:hanging="360"/>
+      </w:pPr>
+      <w:rPr>
+        <w:rFonts w:ascii="Symbol" w:hAnsi="Symbol" w:hint="default"/>
+      </w:rPr>
+    </w:lvl>
+    <w:lvl w:ilvl="7" w:tplc="04190003" w:tentative="1">
+      <w:start w:val="1"/>
+      <w:numFmt w:val="bullet"/>
+      <w:lvlText w:val="o"/>
+      <w:lvlJc w:val="left"/>
+      <w:pPr>
+        <w:ind w:left="5760" w:hanging="360"/>
+      </w:pPr>
+      <w:rPr>
+        <w:rFonts w:ascii="Courier New" w:hAnsi="Courier New" w:cs="Courier New" w:hint="default"/>
+      </w:rPr>
+    </w:lvl>
+    <w:lvl w:ilvl="8" w:tplc="04190005" w:tentative="1">
+      <w:start w:val="1"/>
+      <w:numFmt w:val="bullet"/>
+      <w:lvlText w:val=""/>
+      <w:lvlJc w:val="left"/>
+      <w:pPr>
+        <w:ind w:left="6480" w:hanging="360"/>
+      </w:pPr>
+      <w:rPr>
+        <w:rFonts w:ascii="Wingdings" w:hAnsi="Wingdings" w:hint="default"/>
+      </w:rPr>
+    </w:lvl>
+  </w:abstractNum>
+  <w:abstractNum w:abstractNumId="7" w15:restartNumberingAfterBreak="0">
+    <w:nsid w:val="36215C6A"/>
+    <w:multiLevelType w:val="hybridMultilevel"/>
+    <w:tmpl w:val="4DEA67F8"/>
+    <w:lvl w:ilvl="0" w:tplc="04190001">
+      <w:start w:val="1"/>
+      <w:numFmt w:val="bullet"/>
+      <w:lvlText w:val=""/>
+      <w:lvlJc w:val="left"/>
+      <w:pPr>
+        <w:ind w:left="1440" w:hanging="360"/>
+      </w:pPr>
+      <w:rPr>
+        <w:rFonts w:ascii="Symbol" w:hAnsi="Symbol" w:hint="default"/>
+      </w:rPr>
+    </w:lvl>
+    <w:lvl w:ilvl="1" w:tplc="04190003" w:tentative="1">
+      <w:start w:val="1"/>
+      <w:numFmt w:val="bullet"/>
+      <w:lvlText w:val="o"/>
+      <w:lvlJc w:val="left"/>
+      <w:pPr>
+        <w:ind w:left="2160" w:hanging="360"/>
+      </w:pPr>
+      <w:rPr>
+        <w:rFonts w:ascii="Courier New" w:hAnsi="Courier New" w:cs="Courier New" w:hint="default"/>
+      </w:rPr>
+    </w:lvl>
+    <w:lvl w:ilvl="2" w:tplc="04190005" w:tentative="1">
+      <w:start w:val="1"/>
+      <w:numFmt w:val="bullet"/>
+      <w:lvlText w:val=""/>
+      <w:lvlJc w:val="left"/>
+      <w:pPr>
+        <w:ind w:left="2880" w:hanging="360"/>
+      </w:pPr>
+      <w:rPr>
+        <w:rFonts w:ascii="Wingdings" w:hAnsi="Wingdings" w:hint="default"/>
+      </w:rPr>
+    </w:lvl>
+    <w:lvl w:ilvl="3" w:tplc="04190001" w:tentative="1">
+      <w:start w:val="1"/>
+      <w:numFmt w:val="bullet"/>
+      <w:lvlText w:val=""/>
+      <w:lvlJc w:val="left"/>
+      <w:pPr>
+        <w:ind w:left="3600" w:hanging="360"/>
+      </w:pPr>
+      <w:rPr>
+        <w:rFonts w:ascii="Symbol" w:hAnsi="Symbol" w:hint="default"/>
+      </w:rPr>
+    </w:lvl>
+    <w:lvl w:ilvl="4" w:tplc="04190003" w:tentative="1">
+      <w:start w:val="1"/>
+      <w:numFmt w:val="bullet"/>
+      <w:lvlText w:val="o"/>
+      <w:lvlJc w:val="left"/>
+      <w:pPr>
+        <w:ind w:left="4320" w:hanging="360"/>
+      </w:pPr>
+      <w:rPr>
+        <w:rFonts w:ascii="Courier New" w:hAnsi="Courier New" w:cs="Courier New" w:hint="default"/>
+      </w:rPr>
+    </w:lvl>
+    <w:lvl w:ilvl="5" w:tplc="04190005" w:tentative="1">
+      <w:start w:val="1"/>
+      <w:numFmt w:val="bullet"/>
+      <w:lvlText w:val=""/>
+      <w:lvlJc w:val="left"/>
+      <w:pPr>
+        <w:ind w:left="5040" w:hanging="360"/>
+      </w:pPr>
+      <w:rPr>
+        <w:rFonts w:ascii="Wingdings" w:hAnsi="Wingdings" w:hint="default"/>
+      </w:rPr>
+    </w:lvl>
+    <w:lvl w:ilvl="6" w:tplc="04190001" w:tentative="1">
+      <w:start w:val="1"/>
+      <w:numFmt w:val="bullet"/>
+      <w:lvlText w:val=""/>
+      <w:lvlJc w:val="left"/>
+      <w:pPr>
+        <w:ind w:left="5760" w:hanging="360"/>
+      </w:pPr>
+      <w:rPr>
+        <w:rFonts w:ascii="Symbol" w:hAnsi="Symbol" w:hint="default"/>
+      </w:rPr>
+    </w:lvl>
+    <w:lvl w:ilvl="7" w:tplc="04190003" w:tentative="1">
+      <w:start w:val="1"/>
+      <w:numFmt w:val="bullet"/>
+      <w:lvlText w:val="o"/>
+      <w:lvlJc w:val="left"/>
+      <w:pPr>
+        <w:ind w:left="6480" w:hanging="360"/>
+      </w:pPr>
+      <w:rPr>
+        <w:rFonts w:ascii="Courier New" w:hAnsi="Courier New" w:cs="Courier New" w:hint="default"/>
+      </w:rPr>
+    </w:lvl>
+    <w:lvl w:ilvl="8" w:tplc="04190005" w:tentative="1">
+      <w:start w:val="1"/>
+      <w:numFmt w:val="bullet"/>
+      <w:lvlText w:val=""/>
+      <w:lvlJc w:val="left"/>
+      <w:pPr>
+        <w:ind w:left="7200" w:hanging="360"/>
+      </w:pPr>
+      <w:rPr>
+        <w:rFonts w:ascii="Wingdings" w:hAnsi="Wingdings" w:hint="default"/>
+      </w:rPr>
+    </w:lvl>
+  </w:abstractNum>
+  <w:abstractNum w:abstractNumId="8" w15:restartNumberingAfterBreak="0">
     <w:nsid w:val="3AC603E6"/>
     <w:multiLevelType w:val="hybridMultilevel"/>
     <w:tmpl w:val="9AF89466"/>
@@ -5034,7 +5480,120 @@
       </w:rPr>
     </w:lvl>
   </w:abstractNum>
-  <w:abstractNum w:abstractNumId="5" w15:restartNumberingAfterBreak="0">
+  <w:abstractNum w:abstractNumId="9" w15:restartNumberingAfterBreak="0">
+    <w:nsid w:val="42F568F1"/>
+    <w:multiLevelType w:val="hybridMultilevel"/>
+    <w:tmpl w:val="52448B3E"/>
+    <w:lvl w:ilvl="0" w:tplc="04190001">
+      <w:start w:val="1"/>
+      <w:numFmt w:val="bullet"/>
+      <w:lvlText w:val=""/>
+      <w:lvlJc w:val="left"/>
+      <w:pPr>
+        <w:ind w:left="720" w:hanging="360"/>
+      </w:pPr>
+      <w:rPr>
+        <w:rFonts w:ascii="Symbol" w:hAnsi="Symbol" w:hint="default"/>
+      </w:rPr>
+    </w:lvl>
+    <w:lvl w:ilvl="1" w:tplc="04190003" w:tentative="1">
+      <w:start w:val="1"/>
+      <w:numFmt w:val="bullet"/>
+      <w:lvlText w:val="o"/>
+      <w:lvlJc w:val="left"/>
+      <w:pPr>
+        <w:ind w:left="1440" w:hanging="360"/>
+      </w:pPr>
+      <w:rPr>
+        <w:rFonts w:ascii="Courier New" w:hAnsi="Courier New" w:cs="Courier New" w:hint="default"/>
+      </w:rPr>
+    </w:lvl>
+    <w:lvl w:ilvl="2" w:tplc="04190005" w:tentative="1">
+      <w:start w:val="1"/>
+      <w:numFmt w:val="bullet"/>
+      <w:lvlText w:val=""/>
+      <w:lvlJc w:val="left"/>
+      <w:pPr>
+        <w:ind w:left="2160" w:hanging="360"/>
+      </w:pPr>
+      <w:rPr>
+        <w:rFonts w:ascii="Wingdings" w:hAnsi="Wingdings" w:hint="default"/>
+      </w:rPr>
+    </w:lvl>
+    <w:lvl w:ilvl="3" w:tplc="04190001" w:tentative="1">
+      <w:start w:val="1"/>
+      <w:numFmt w:val="bullet"/>
+      <w:lvlText w:val=""/>
+      <w:lvlJc w:val="left"/>
+      <w:pPr>
+        <w:ind w:left="2880" w:hanging="360"/>
+      </w:pPr>
+      <w:rPr>
+        <w:rFonts w:ascii="Symbol" w:hAnsi="Symbol" w:hint="default"/>
+      </w:rPr>
+    </w:lvl>
+    <w:lvl w:ilvl="4" w:tplc="04190003" w:tentative="1">
+      <w:start w:val="1"/>
+      <w:numFmt w:val="bullet"/>
+      <w:lvlText w:val="o"/>
+      <w:lvlJc w:val="left"/>
+      <w:pPr>
+        <w:ind w:left="3600" w:hanging="360"/>
+      </w:pPr>
+      <w:rPr>
+        <w:rFonts w:ascii="Courier New" w:hAnsi="Courier New" w:cs="Courier New" w:hint="default"/>
+      </w:rPr>
+    </w:lvl>
+    <w:lvl w:ilvl="5" w:tplc="04190005" w:tentative="1">
+      <w:start w:val="1"/>
+      <w:numFmt w:val="bullet"/>
+      <w:lvlText w:val=""/>
+      <w:lvlJc w:val="left"/>
+      <w:pPr>
+        <w:ind w:left="4320" w:hanging="360"/>
+      </w:pPr>
+      <w:rPr>
+        <w:rFonts w:ascii="Wingdings" w:hAnsi="Wingdings" w:hint="default"/>
+      </w:rPr>
+    </w:lvl>
+    <w:lvl w:ilvl="6" w:tplc="04190001" w:tentative="1">
+      <w:start w:val="1"/>
+      <w:numFmt w:val="bullet"/>
+      <w:lvlText w:val=""/>
+      <w:lvlJc w:val="left"/>
+      <w:pPr>
+        <w:ind w:left="5040" w:hanging="360"/>
+      </w:pPr>
+      <w:rPr>
+        <w:rFonts w:ascii="Symbol" w:hAnsi="Symbol" w:hint="default"/>
+      </w:rPr>
+    </w:lvl>
+    <w:lvl w:ilvl="7" w:tplc="04190003" w:tentative="1">
+      <w:start w:val="1"/>
+      <w:numFmt w:val="bullet"/>
+      <w:lvlText w:val="o"/>
+      <w:lvlJc w:val="left"/>
+      <w:pPr>
+        <w:ind w:left="5760" w:hanging="360"/>
+      </w:pPr>
+      <w:rPr>
+        <w:rFonts w:ascii="Courier New" w:hAnsi="Courier New" w:cs="Courier New" w:hint="default"/>
+      </w:rPr>
+    </w:lvl>
+    <w:lvl w:ilvl="8" w:tplc="04190005" w:tentative="1">
+      <w:start w:val="1"/>
+      <w:numFmt w:val="bullet"/>
+      <w:lvlText w:val=""/>
+      <w:lvlJc w:val="left"/>
+      <w:pPr>
+        <w:ind w:left="6480" w:hanging="360"/>
+      </w:pPr>
+      <w:rPr>
+        <w:rFonts w:ascii="Wingdings" w:hAnsi="Wingdings" w:hint="default"/>
+      </w:rPr>
+    </w:lvl>
+  </w:abstractNum>
+  <w:abstractNum w:abstractNumId="10" w15:restartNumberingAfterBreak="0">
     <w:nsid w:val="4B030281"/>
     <w:multiLevelType w:val="multilevel"/>
     <w:tmpl w:val="77660FBE"/>
@@ -5147,7 +5706,120 @@
       </w:pPr>
     </w:lvl>
   </w:abstractNum>
-  <w:abstractNum w:abstractNumId="6" w15:restartNumberingAfterBreak="0">
+  <w:abstractNum w:abstractNumId="11" w15:restartNumberingAfterBreak="0">
+    <w:nsid w:val="516D1230"/>
+    <w:multiLevelType w:val="hybridMultilevel"/>
+    <w:tmpl w:val="DAB613A2"/>
+    <w:lvl w:ilvl="0" w:tplc="04190001">
+      <w:start w:val="1"/>
+      <w:numFmt w:val="bullet"/>
+      <w:lvlText w:val=""/>
+      <w:lvlJc w:val="left"/>
+      <w:pPr>
+        <w:ind w:left="720" w:hanging="360"/>
+      </w:pPr>
+      <w:rPr>
+        <w:rFonts w:ascii="Symbol" w:hAnsi="Symbol" w:hint="default"/>
+      </w:rPr>
+    </w:lvl>
+    <w:lvl w:ilvl="1" w:tplc="04190003" w:tentative="1">
+      <w:start w:val="1"/>
+      <w:numFmt w:val="bullet"/>
+      <w:lvlText w:val="o"/>
+      <w:lvlJc w:val="left"/>
+      <w:pPr>
+        <w:ind w:left="1440" w:hanging="360"/>
+      </w:pPr>
+      <w:rPr>
+        <w:rFonts w:ascii="Courier New" w:hAnsi="Courier New" w:cs="Courier New" w:hint="default"/>
+      </w:rPr>
+    </w:lvl>
+    <w:lvl w:ilvl="2" w:tplc="04190005" w:tentative="1">
+      <w:start w:val="1"/>
+      <w:numFmt w:val="bullet"/>
+      <w:lvlText w:val=""/>
+      <w:lvlJc w:val="left"/>
+      <w:pPr>
+        <w:ind w:left="2160" w:hanging="360"/>
+      </w:pPr>
+      <w:rPr>
+        <w:rFonts w:ascii="Wingdings" w:hAnsi="Wingdings" w:hint="default"/>
+      </w:rPr>
+    </w:lvl>
+    <w:lvl w:ilvl="3" w:tplc="04190001" w:tentative="1">
+      <w:start w:val="1"/>
+      <w:numFmt w:val="bullet"/>
+      <w:lvlText w:val=""/>
+      <w:lvlJc w:val="left"/>
+      <w:pPr>
+        <w:ind w:left="2880" w:hanging="360"/>
+      </w:pPr>
+      <w:rPr>
+        <w:rFonts w:ascii="Symbol" w:hAnsi="Symbol" w:hint="default"/>
+      </w:rPr>
+    </w:lvl>
+    <w:lvl w:ilvl="4" w:tplc="04190003" w:tentative="1">
+      <w:start w:val="1"/>
+      <w:numFmt w:val="bullet"/>
+      <w:lvlText w:val="o"/>
+      <w:lvlJc w:val="left"/>
+      <w:pPr>
+        <w:ind w:left="3600" w:hanging="360"/>
+      </w:pPr>
+      <w:rPr>
+        <w:rFonts w:ascii="Courier New" w:hAnsi="Courier New" w:cs="Courier New" w:hint="default"/>
+      </w:rPr>
+    </w:lvl>
+    <w:lvl w:ilvl="5" w:tplc="04190005" w:tentative="1">
+      <w:start w:val="1"/>
+      <w:numFmt w:val="bullet"/>
+      <w:lvlText w:val=""/>
+      <w:lvlJc w:val="left"/>
+      <w:pPr>
+        <w:ind w:left="4320" w:hanging="360"/>
+      </w:pPr>
+      <w:rPr>
+        <w:rFonts w:ascii="Wingdings" w:hAnsi="Wingdings" w:hint="default"/>
+      </w:rPr>
+    </w:lvl>
+    <w:lvl w:ilvl="6" w:tplc="04190001" w:tentative="1">
+      <w:start w:val="1"/>
+      <w:numFmt w:val="bullet"/>
+      <w:lvlText w:val=""/>
+      <w:lvlJc w:val="left"/>
+      <w:pPr>
+        <w:ind w:left="5040" w:hanging="360"/>
+      </w:pPr>
+      <w:rPr>
+        <w:rFonts w:ascii="Symbol" w:hAnsi="Symbol" w:hint="default"/>
+      </w:rPr>
+    </w:lvl>
+    <w:lvl w:ilvl="7" w:tplc="04190003" w:tentative="1">
+      <w:start w:val="1"/>
+      <w:numFmt w:val="bullet"/>
+      <w:lvlText w:val="o"/>
+      <w:lvlJc w:val="left"/>
+      <w:pPr>
+        <w:ind w:left="5760" w:hanging="360"/>
+      </w:pPr>
+      <w:rPr>
+        <w:rFonts w:ascii="Courier New" w:hAnsi="Courier New" w:cs="Courier New" w:hint="default"/>
+      </w:rPr>
+    </w:lvl>
+    <w:lvl w:ilvl="8" w:tplc="04190005" w:tentative="1">
+      <w:start w:val="1"/>
+      <w:numFmt w:val="bullet"/>
+      <w:lvlText w:val=""/>
+      <w:lvlJc w:val="left"/>
+      <w:pPr>
+        <w:ind w:left="6480" w:hanging="360"/>
+      </w:pPr>
+      <w:rPr>
+        <w:rFonts w:ascii="Wingdings" w:hAnsi="Wingdings" w:hint="default"/>
+      </w:rPr>
+    </w:lvl>
+  </w:abstractNum>
+  <w:abstractNum w:abstractNumId="12" w15:restartNumberingAfterBreak="0">
     <w:nsid w:val="54A929FD"/>
     <w:multiLevelType w:val="multilevel"/>
     <w:tmpl w:val="D736BB0E"/>
@@ -5297,7 +5969,7 @@
       </w:rPr>
     </w:lvl>
   </w:abstractNum>
-  <w:abstractNum w:abstractNumId="7" w15:restartNumberingAfterBreak="0">
+  <w:abstractNum w:abstractNumId="13" w15:restartNumberingAfterBreak="0">
     <w:nsid w:val="557B2592"/>
     <w:multiLevelType w:val="hybridMultilevel"/>
     <w:tmpl w:val="C1009320"/>
@@ -5386,7 +6058,120 @@
       </w:pPr>
     </w:lvl>
   </w:abstractNum>
-  <w:abstractNum w:abstractNumId="8" w15:restartNumberingAfterBreak="0">
+  <w:abstractNum w:abstractNumId="14" w15:restartNumberingAfterBreak="0">
+    <w:nsid w:val="55804E03"/>
+    <w:multiLevelType w:val="hybridMultilevel"/>
+    <w:tmpl w:val="31A888E0"/>
+    <w:lvl w:ilvl="0" w:tplc="04190001">
+      <w:start w:val="1"/>
+      <w:numFmt w:val="bullet"/>
+      <w:lvlText w:val=""/>
+      <w:lvlJc w:val="left"/>
+      <w:pPr>
+        <w:ind w:left="1080" w:hanging="360"/>
+      </w:pPr>
+      <w:rPr>
+        <w:rFonts w:ascii="Symbol" w:hAnsi="Symbol" w:hint="default"/>
+      </w:rPr>
+    </w:lvl>
+    <w:lvl w:ilvl="1" w:tplc="04190003" w:tentative="1">
+      <w:start w:val="1"/>
+      <w:numFmt w:val="bullet"/>
+      <w:lvlText w:val="o"/>
+      <w:lvlJc w:val="left"/>
+      <w:pPr>
+        <w:ind w:left="1800" w:hanging="360"/>
+      </w:pPr>
+      <w:rPr>
+        <w:rFonts w:ascii="Courier New" w:hAnsi="Courier New" w:cs="Courier New" w:hint="default"/>
+      </w:rPr>
+    </w:lvl>
+    <w:lvl w:ilvl="2" w:tplc="04190005" w:tentative="1">
+      <w:start w:val="1"/>
+      <w:numFmt w:val="bullet"/>
+      <w:lvlText w:val=""/>
+      <w:lvlJc w:val="left"/>
+      <w:pPr>
+        <w:ind w:left="2520" w:hanging="360"/>
+      </w:pPr>
+      <w:rPr>
+        <w:rFonts w:ascii="Wingdings" w:hAnsi="Wingdings" w:hint="default"/>
+      </w:rPr>
+    </w:lvl>
+    <w:lvl w:ilvl="3" w:tplc="04190001" w:tentative="1">
+      <w:start w:val="1"/>
+      <w:numFmt w:val="bullet"/>
+      <w:lvlText w:val=""/>
+      <w:lvlJc w:val="left"/>
+      <w:pPr>
+        <w:ind w:left="3240" w:hanging="360"/>
+      </w:pPr>
+      <w:rPr>
+        <w:rFonts w:ascii="Symbol" w:hAnsi="Symbol" w:hint="default"/>
+      </w:rPr>
+    </w:lvl>
+    <w:lvl w:ilvl="4" w:tplc="04190003" w:tentative="1">
+      <w:start w:val="1"/>
+      <w:numFmt w:val="bullet"/>
+      <w:lvlText w:val="o"/>
+      <w:lvlJc w:val="left"/>
+      <w:pPr>
+        <w:ind w:left="3960" w:hanging="360"/>
+      </w:pPr>
+      <w:rPr>
+        <w:rFonts w:ascii="Courier New" w:hAnsi="Courier New" w:cs="Courier New" w:hint="default"/>
+      </w:rPr>
+    </w:lvl>
+    <w:lvl w:ilvl="5" w:tplc="04190005" w:tentative="1">
+      <w:start w:val="1"/>
+      <w:numFmt w:val="bullet"/>
+      <w:lvlText w:val=""/>
+      <w:lvlJc w:val="left"/>
+      <w:pPr>
+        <w:ind w:left="4680" w:hanging="360"/>
+      </w:pPr>
+      <w:rPr>
+        <w:rFonts w:ascii="Wingdings" w:hAnsi="Wingdings" w:hint="default"/>
+      </w:rPr>
+    </w:lvl>
+    <w:lvl w:ilvl="6" w:tplc="04190001" w:tentative="1">
+      <w:start w:val="1"/>
+      <w:numFmt w:val="bullet"/>
+      <w:lvlText w:val=""/>
+      <w:lvlJc w:val="left"/>
+      <w:pPr>
+        <w:ind w:left="5400" w:hanging="360"/>
+      </w:pPr>
+      <w:rPr>
+        <w:rFonts w:ascii="Symbol" w:hAnsi="Symbol" w:hint="default"/>
+      </w:rPr>
+    </w:lvl>
+    <w:lvl w:ilvl="7" w:tplc="04190003" w:tentative="1">
+      <w:start w:val="1"/>
+      <w:numFmt w:val="bullet"/>
+      <w:lvlText w:val="o"/>
+      <w:lvlJc w:val="left"/>
+      <w:pPr>
+        <w:ind w:left="6120" w:hanging="360"/>
+      </w:pPr>
+      <w:rPr>
+        <w:rFonts w:ascii="Courier New" w:hAnsi="Courier New" w:cs="Courier New" w:hint="default"/>
+      </w:rPr>
+    </w:lvl>
+    <w:lvl w:ilvl="8" w:tplc="04190005" w:tentative="1">
+      <w:start w:val="1"/>
+      <w:numFmt w:val="bullet"/>
+      <w:lvlText w:val=""/>
+      <w:lvlJc w:val="left"/>
+      <w:pPr>
+        <w:ind w:left="6840" w:hanging="360"/>
+      </w:pPr>
+      <w:rPr>
+        <w:rFonts w:ascii="Wingdings" w:hAnsi="Wingdings" w:hint="default"/>
+      </w:rPr>
+    </w:lvl>
+  </w:abstractNum>
+  <w:abstractNum w:abstractNumId="15" w15:restartNumberingAfterBreak="0">
     <w:nsid w:val="56B23928"/>
     <w:multiLevelType w:val="hybridMultilevel"/>
     <w:tmpl w:val="F38A8E00"/>
@@ -5500,7 +6285,7 @@
       </w:rPr>
     </w:lvl>
   </w:abstractNum>
-  <w:abstractNum w:abstractNumId="9" w15:restartNumberingAfterBreak="0">
+  <w:abstractNum w:abstractNumId="16" w15:restartNumberingAfterBreak="0">
     <w:nsid w:val="64351AA7"/>
     <w:multiLevelType w:val="multilevel"/>
     <w:tmpl w:val="757A3274"/>
@@ -5617,7 +6402,7 @@
       </w:pPr>
     </w:lvl>
   </w:abstractNum>
-  <w:abstractNum w:abstractNumId="10" w15:restartNumberingAfterBreak="0">
+  <w:abstractNum w:abstractNumId="17" w15:restartNumberingAfterBreak="0">
     <w:nsid w:val="65FF3CF6"/>
     <w:multiLevelType w:val="hybridMultilevel"/>
     <w:tmpl w:val="D6BEE6E0"/>
@@ -5731,7 +6516,7 @@
       </w:rPr>
     </w:lvl>
   </w:abstractNum>
-  <w:abstractNum w:abstractNumId="11" w15:restartNumberingAfterBreak="0">
+  <w:abstractNum w:abstractNumId="18" w15:restartNumberingAfterBreak="0">
     <w:nsid w:val="670E5CE4"/>
     <w:multiLevelType w:val="hybridMultilevel"/>
     <w:tmpl w:val="C3809796"/>
@@ -5845,7 +6630,7 @@
       </w:rPr>
     </w:lvl>
   </w:abstractNum>
-  <w:abstractNum w:abstractNumId="12" w15:restartNumberingAfterBreak="0">
+  <w:abstractNum w:abstractNumId="19" w15:restartNumberingAfterBreak="0">
     <w:nsid w:val="6C8462FD"/>
     <w:multiLevelType w:val="hybridMultilevel"/>
     <w:tmpl w:val="A87ADC40"/>
@@ -5959,7 +6744,120 @@
       </w:rPr>
     </w:lvl>
   </w:abstractNum>
-  <w:abstractNum w:abstractNumId="13" w15:restartNumberingAfterBreak="0">
+  <w:abstractNum w:abstractNumId="20" w15:restartNumberingAfterBreak="0">
+    <w:nsid w:val="6CDF6683"/>
+    <w:multiLevelType w:val="hybridMultilevel"/>
+    <w:tmpl w:val="D77E9B4E"/>
+    <w:lvl w:ilvl="0" w:tplc="04190001">
+      <w:start w:val="1"/>
+      <w:numFmt w:val="bullet"/>
+      <w:lvlText w:val=""/>
+      <w:lvlJc w:val="left"/>
+      <w:pPr>
+        <w:ind w:left="1080" w:hanging="360"/>
+      </w:pPr>
+      <w:rPr>
+        <w:rFonts w:ascii="Symbol" w:hAnsi="Symbol" w:hint="default"/>
+      </w:rPr>
+    </w:lvl>
+    <w:lvl w:ilvl="1" w:tplc="04190003" w:tentative="1">
+      <w:start w:val="1"/>
+      <w:numFmt w:val="bullet"/>
+      <w:lvlText w:val="o"/>
+      <w:lvlJc w:val="left"/>
+      <w:pPr>
+        <w:ind w:left="1800" w:hanging="360"/>
+      </w:pPr>
+      <w:rPr>
+        <w:rFonts w:ascii="Courier New" w:hAnsi="Courier New" w:cs="Courier New" w:hint="default"/>
+      </w:rPr>
+    </w:lvl>
+    <w:lvl w:ilvl="2" w:tplc="04190005" w:tentative="1">
+      <w:start w:val="1"/>
+      <w:numFmt w:val="bullet"/>
+      <w:lvlText w:val=""/>
+      <w:lvlJc w:val="left"/>
+      <w:pPr>
+        <w:ind w:left="2520" w:hanging="360"/>
+      </w:pPr>
+      <w:rPr>
+        <w:rFonts w:ascii="Wingdings" w:hAnsi="Wingdings" w:hint="default"/>
+      </w:rPr>
+    </w:lvl>
+    <w:lvl w:ilvl="3" w:tplc="04190001" w:tentative="1">
+      <w:start w:val="1"/>
+      <w:numFmt w:val="bullet"/>
+      <w:lvlText w:val=""/>
+      <w:lvlJc w:val="left"/>
+      <w:pPr>
+        <w:ind w:left="3240" w:hanging="360"/>
+      </w:pPr>
+      <w:rPr>
+        <w:rFonts w:ascii="Symbol" w:hAnsi="Symbol" w:hint="default"/>
+      </w:rPr>
+    </w:lvl>
+    <w:lvl w:ilvl="4" w:tplc="04190003" w:tentative="1">
+      <w:start w:val="1"/>
+      <w:numFmt w:val="bullet"/>
+      <w:lvlText w:val="o"/>
+      <w:lvlJc w:val="left"/>
+      <w:pPr>
+        <w:ind w:left="3960" w:hanging="360"/>
+      </w:pPr>
+      <w:rPr>
+        <w:rFonts w:ascii="Courier New" w:hAnsi="Courier New" w:cs="Courier New" w:hint="default"/>
+      </w:rPr>
+    </w:lvl>
+    <w:lvl w:ilvl="5" w:tplc="04190005" w:tentative="1">
+      <w:start w:val="1"/>
+      <w:numFmt w:val="bullet"/>
+      <w:lvlText w:val=""/>
+      <w:lvlJc w:val="left"/>
+      <w:pPr>
+        <w:ind w:left="4680" w:hanging="360"/>
+      </w:pPr>
+      <w:rPr>
+        <w:rFonts w:ascii="Wingdings" w:hAnsi="Wingdings" w:hint="default"/>
+      </w:rPr>
+    </w:lvl>
+    <w:lvl w:ilvl="6" w:tplc="04190001" w:tentative="1">
+      <w:start w:val="1"/>
+      <w:numFmt w:val="bullet"/>
+      <w:lvlText w:val=""/>
+      <w:lvlJc w:val="left"/>
+      <w:pPr>
+        <w:ind w:left="5400" w:hanging="360"/>
+      </w:pPr>
+      <w:rPr>
+        <w:rFonts w:ascii="Symbol" w:hAnsi="Symbol" w:hint="default"/>
+      </w:rPr>
+    </w:lvl>
+    <w:lvl w:ilvl="7" w:tplc="04190003" w:tentative="1">
+      <w:start w:val="1"/>
+      <w:numFmt w:val="bullet"/>
+      <w:lvlText w:val="o"/>
+      <w:lvlJc w:val="left"/>
+      <w:pPr>
+        <w:ind w:left="6120" w:hanging="360"/>
+      </w:pPr>
+      <w:rPr>
+        <w:rFonts w:ascii="Courier New" w:hAnsi="Courier New" w:cs="Courier New" w:hint="default"/>
+      </w:rPr>
+    </w:lvl>
+    <w:lvl w:ilvl="8" w:tplc="04190005" w:tentative="1">
+      <w:start w:val="1"/>
+      <w:numFmt w:val="bullet"/>
+      <w:lvlText w:val=""/>
+      <w:lvlJc w:val="left"/>
+      <w:pPr>
+        <w:ind w:left="6840" w:hanging="360"/>
+      </w:pPr>
+      <w:rPr>
+        <w:rFonts w:ascii="Wingdings" w:hAnsi="Wingdings" w:hint="default"/>
+      </w:rPr>
+    </w:lvl>
+  </w:abstractNum>
+  <w:abstractNum w:abstractNumId="21" w15:restartNumberingAfterBreak="0">
     <w:nsid w:val="6D0B067D"/>
     <w:multiLevelType w:val="hybridMultilevel"/>
     <w:tmpl w:val="4168A7B6"/>
@@ -6073,7 +6971,7 @@
       </w:rPr>
     </w:lvl>
   </w:abstractNum>
-  <w:abstractNum w:abstractNumId="14" w15:restartNumberingAfterBreak="0">
+  <w:abstractNum w:abstractNumId="22" w15:restartNumberingAfterBreak="0">
     <w:nsid w:val="70732EE4"/>
     <w:multiLevelType w:val="multilevel"/>
     <w:tmpl w:val="152A2D62"/>
@@ -6222,50 +7120,190 @@
       </w:rPr>
     </w:lvl>
   </w:abstractNum>
+  <w:abstractNum w:abstractNumId="23" w15:restartNumberingAfterBreak="0">
+    <w:nsid w:val="7D9A4B7E"/>
+    <w:multiLevelType w:val="hybridMultilevel"/>
+    <w:tmpl w:val="CDF26626"/>
+    <w:lvl w:ilvl="0" w:tplc="04190001">
+      <w:start w:val="1"/>
+      <w:numFmt w:val="bullet"/>
+      <w:lvlText w:val=""/>
+      <w:lvlJc w:val="left"/>
+      <w:pPr>
+        <w:ind w:left="1440" w:hanging="360"/>
+      </w:pPr>
+      <w:rPr>
+        <w:rFonts w:ascii="Symbol" w:hAnsi="Symbol" w:hint="default"/>
+      </w:rPr>
+    </w:lvl>
+    <w:lvl w:ilvl="1" w:tplc="04190003" w:tentative="1">
+      <w:start w:val="1"/>
+      <w:numFmt w:val="bullet"/>
+      <w:lvlText w:val="o"/>
+      <w:lvlJc w:val="left"/>
+      <w:pPr>
+        <w:ind w:left="2160" w:hanging="360"/>
+      </w:pPr>
+      <w:rPr>
+        <w:rFonts w:ascii="Courier New" w:hAnsi="Courier New" w:cs="Courier New" w:hint="default"/>
+      </w:rPr>
+    </w:lvl>
+    <w:lvl w:ilvl="2" w:tplc="04190005" w:tentative="1">
+      <w:start w:val="1"/>
+      <w:numFmt w:val="bullet"/>
+      <w:lvlText w:val=""/>
+      <w:lvlJc w:val="left"/>
+      <w:pPr>
+        <w:ind w:left="2880" w:hanging="360"/>
+      </w:pPr>
+      <w:rPr>
+        <w:rFonts w:ascii="Wingdings" w:hAnsi="Wingdings" w:hint="default"/>
+      </w:rPr>
+    </w:lvl>
+    <w:lvl w:ilvl="3" w:tplc="04190001" w:tentative="1">
+      <w:start w:val="1"/>
+      <w:numFmt w:val="bullet"/>
+      <w:lvlText w:val=""/>
+      <w:lvlJc w:val="left"/>
+      <w:pPr>
+        <w:ind w:left="3600" w:hanging="360"/>
+      </w:pPr>
+      <w:rPr>
+        <w:rFonts w:ascii="Symbol" w:hAnsi="Symbol" w:hint="default"/>
+      </w:rPr>
+    </w:lvl>
+    <w:lvl w:ilvl="4" w:tplc="04190003" w:tentative="1">
+      <w:start w:val="1"/>
+      <w:numFmt w:val="bullet"/>
+      <w:lvlText w:val="o"/>
+      <w:lvlJc w:val="left"/>
+      <w:pPr>
+        <w:ind w:left="4320" w:hanging="360"/>
+      </w:pPr>
+      <w:rPr>
+        <w:rFonts w:ascii="Courier New" w:hAnsi="Courier New" w:cs="Courier New" w:hint="default"/>
+      </w:rPr>
+    </w:lvl>
+    <w:lvl w:ilvl="5" w:tplc="04190005" w:tentative="1">
+      <w:start w:val="1"/>
+      <w:numFmt w:val="bullet"/>
+      <w:lvlText w:val=""/>
+      <w:lvlJc w:val="left"/>
+      <w:pPr>
+        <w:ind w:left="5040" w:hanging="360"/>
+      </w:pPr>
+      <w:rPr>
+        <w:rFonts w:ascii="Wingdings" w:hAnsi="Wingdings" w:hint="default"/>
+      </w:rPr>
+    </w:lvl>
+    <w:lvl w:ilvl="6" w:tplc="04190001" w:tentative="1">
+      <w:start w:val="1"/>
+      <w:numFmt w:val="bullet"/>
+      <w:lvlText w:val=""/>
+      <w:lvlJc w:val="left"/>
+      <w:pPr>
+        <w:ind w:left="5760" w:hanging="360"/>
+      </w:pPr>
+      <w:rPr>
+        <w:rFonts w:ascii="Symbol" w:hAnsi="Symbol" w:hint="default"/>
+      </w:rPr>
+    </w:lvl>
+    <w:lvl w:ilvl="7" w:tplc="04190003" w:tentative="1">
+      <w:start w:val="1"/>
+      <w:numFmt w:val="bullet"/>
+      <w:lvlText w:val="o"/>
+      <w:lvlJc w:val="left"/>
+      <w:pPr>
+        <w:ind w:left="6480" w:hanging="360"/>
+      </w:pPr>
+      <w:rPr>
+        <w:rFonts w:ascii="Courier New" w:hAnsi="Courier New" w:cs="Courier New" w:hint="default"/>
+      </w:rPr>
+    </w:lvl>
+    <w:lvl w:ilvl="8" w:tplc="04190005" w:tentative="1">
+      <w:start w:val="1"/>
+      <w:numFmt w:val="bullet"/>
+      <w:lvlText w:val=""/>
+      <w:lvlJc w:val="left"/>
+      <w:pPr>
+        <w:ind w:left="7200" w:hanging="360"/>
+      </w:pPr>
+      <w:rPr>
+        <w:rFonts w:ascii="Wingdings" w:hAnsi="Wingdings" w:hint="default"/>
+      </w:rPr>
+    </w:lvl>
+  </w:abstractNum>
   <w:num w:numId="1">
+    <w:abstractNumId w:val="22"/>
+  </w:num>
+  <w:num w:numId="2">
+    <w:abstractNumId w:val="19"/>
+  </w:num>
+  <w:num w:numId="3">
+    <w:abstractNumId w:val="18"/>
+  </w:num>
+  <w:num w:numId="4">
+    <w:abstractNumId w:val="15"/>
+  </w:num>
+  <w:num w:numId="5">
+    <w:abstractNumId w:val="10"/>
+  </w:num>
+  <w:num w:numId="6">
+    <w:abstractNumId w:val="16"/>
+  </w:num>
+  <w:num w:numId="7">
+    <w:abstractNumId w:val="5"/>
+  </w:num>
+  <w:num w:numId="8">
+    <w:abstractNumId w:val="13"/>
+  </w:num>
+  <w:num w:numId="9">
+    <w:abstractNumId w:val="1"/>
+  </w:num>
+  <w:num w:numId="10">
+    <w:abstractNumId w:val="2"/>
+  </w:num>
+  <w:num w:numId="11">
+    <w:abstractNumId w:val="12"/>
+  </w:num>
+  <w:num w:numId="12">
+    <w:abstractNumId w:val="21"/>
+  </w:num>
+  <w:num w:numId="13">
+    <w:abstractNumId w:val="3"/>
+  </w:num>
+  <w:num w:numId="14">
+    <w:abstractNumId w:val="17"/>
+  </w:num>
+  <w:num w:numId="15">
+    <w:abstractNumId w:val="8"/>
+  </w:num>
+  <w:num w:numId="16">
+    <w:abstractNumId w:val="0"/>
+  </w:num>
+  <w:num w:numId="17">
+    <w:abstractNumId w:val="4"/>
+  </w:num>
+  <w:num w:numId="18">
+    <w:abstractNumId w:val="9"/>
+  </w:num>
+  <w:num w:numId="19">
+    <w:abstractNumId w:val="6"/>
+  </w:num>
+  <w:num w:numId="20">
+    <w:abstractNumId w:val="11"/>
+  </w:num>
+  <w:num w:numId="21">
+    <w:abstractNumId w:val="20"/>
+  </w:num>
+  <w:num w:numId="22">
     <w:abstractNumId w:val="14"/>
   </w:num>
-  <w:num w:numId="2">
-    <w:abstractNumId w:val="12"/>
+  <w:num w:numId="23">
+    <w:abstractNumId w:val="23"/>
   </w:num>
-  <w:num w:numId="3">
-    <w:abstractNumId w:val="11"/>
-  </w:num>
-  <w:num w:numId="4">
-    <w:abstractNumId w:val="8"/>
-  </w:num>
-  <w:num w:numId="5">
-    <w:abstractNumId w:val="5"/>
-  </w:num>
-  <w:num w:numId="6">
-    <w:abstractNumId w:val="9"/>
-  </w:num>
-  <w:num w:numId="7">
-    <w:abstractNumId w:val="3"/>
-  </w:num>
-  <w:num w:numId="8">
+  <w:num w:numId="24">
     <w:abstractNumId w:val="7"/>
-  </w:num>
-  <w:num w:numId="9">
-    <w:abstractNumId w:val="0"/>
-  </w:num>
-  <w:num w:numId="10">
-    <w:abstractNumId w:val="1"/>
-  </w:num>
-  <w:num w:numId="11">
-    <w:abstractNumId w:val="6"/>
-  </w:num>
-  <w:num w:numId="12">
-    <w:abstractNumId w:val="13"/>
-  </w:num>
-  <w:num w:numId="13">
-    <w:abstractNumId w:val="2"/>
-  </w:num>
-  <w:num w:numId="14">
-    <w:abstractNumId w:val="10"/>
-  </w:num>
-  <w:num w:numId="15">
-    <w:abstractNumId w:val="4"/>
   </w:num>
 </w:numbering>
 </file>
@@ -7159,7 +8197,7 @@
 </file>
 
 <file path=customXml/itemProps1.xml><?xml version="1.0" encoding="utf-8"?>
-<ds:datastoreItem xmlns:ds="http://schemas.openxmlformats.org/officeDocument/2006/customXml" ds:itemID="{889A776B-06D2-45F3-962E-0C908377674C}">
+<ds:datastoreItem xmlns:ds="http://schemas.openxmlformats.org/officeDocument/2006/customXml" ds:itemID="{06B846E2-6C2D-4F49-883D-F9243EB5FD7C}">
   <ds:schemaRefs>
     <ds:schemaRef ds:uri="http://schemas.openxmlformats.org/officeDocument/2006/bibliography"/>
   </ds:schemaRefs>

--- a/21.05 Кучумова.docx
+++ b/21.05 Кучумова.docx
@@ -1865,8 +1865,6 @@
           <w:rFonts w:ascii="Times New Roman" w:hAnsi="Times New Roman" w:cs="Times New Roman"/>
           <w:b/>
           <w:color w:val="auto"/>
-          <w:sz w:val="36"/>
-          <w:szCs w:val="36"/>
         </w:rPr>
       </w:pPr>
       <w:bookmarkStart w:id="2" w:name="_Toc230263286"/>
@@ -1875,18 +1873,8 @@
           <w:rFonts w:ascii="Times New Roman" w:hAnsi="Times New Roman" w:cs="Times New Roman"/>
           <w:b/>
           <w:color w:val="auto"/>
-          <w:sz w:val="36"/>
-          <w:szCs w:val="36"/>
-        </w:rPr>
-        <w:t xml:space="preserve">Понятие, сущность и значение информационного </w:t>
-      </w:r>
-      <w:r>
-        <w:rPr>
-          <w:rFonts w:ascii="Times New Roman" w:hAnsi="Times New Roman" w:cs="Times New Roman"/>
-          <w:b/>
-          <w:color w:val="auto"/>
-        </w:rPr>
-        <w:t>обеспечения</w:t>
+        </w:rPr>
+        <w:t>Понятие, сущность и значение информационного обеспечения</w:t>
       </w:r>
       <w:bookmarkEnd w:id="2"/>
     </w:p>
@@ -2402,6 +2390,7 @@
           <w:sz w:val="28"/>
           <w:szCs w:val="28"/>
         </w:rPr>
+        <w:lastRenderedPageBreak/>
         <w:t>Иные выгоды</w:t>
       </w:r>
     </w:p>
@@ -2569,8 +2558,6 @@
           <w:rFonts w:ascii="Times New Roman" w:hAnsi="Times New Roman" w:cs="Times New Roman"/>
           <w:b/>
           <w:color w:val="auto"/>
-          <w:sz w:val="36"/>
-          <w:szCs w:val="36"/>
         </w:rPr>
       </w:pPr>
       <w:bookmarkStart w:id="3" w:name="_Toc230263287"/>
@@ -2580,17 +2567,7 @@
           <w:b/>
           <w:color w:val="auto"/>
         </w:rPr>
-        <w:t>Источники</w:t>
-      </w:r>
-      <w:r>
-        <w:rPr>
-          <w:rFonts w:ascii="Times New Roman" w:hAnsi="Times New Roman" w:cs="Times New Roman"/>
-          <w:b/>
-          <w:color w:val="auto"/>
-          <w:sz w:val="36"/>
-          <w:szCs w:val="36"/>
-        </w:rPr>
-        <w:t xml:space="preserve"> и виды информации в системах управления</w:t>
+        <w:t>Источники и виды информации в системах управления</w:t>
       </w:r>
       <w:bookmarkEnd w:id="3"/>
     </w:p>
@@ -2929,7 +2906,6 @@
           <w:sz w:val="28"/>
           <w:szCs w:val="28"/>
         </w:rPr>
-        <w:lastRenderedPageBreak/>
         <w:t>Материалы специальных обследований состояния производства на отдельных</w:t>
       </w:r>
     </w:p>
@@ -2974,7 +2950,18 @@
           <w:sz w:val="28"/>
           <w:szCs w:val="28"/>
         </w:rPr>
-        <w:t>Устная информация, которая получена во время встреч с членами своего</w:t>
+        <w:lastRenderedPageBreak/>
+        <w:t>Устная информация, которая пол</w:t>
+      </w:r>
+      <w:bookmarkStart w:id="4" w:name="_GoBack"/>
+      <w:bookmarkEnd w:id="4"/>
+      <w:r>
+        <w:rPr>
+          <w:rFonts w:ascii="Times New Roman" w:hAnsi="Times New Roman" w:cs="Times New Roman"/>
+          <w:sz w:val="28"/>
+          <w:szCs w:val="28"/>
+        </w:rPr>
+        <w:t>учена во время встреч с членами своего</w:t>
       </w:r>
     </w:p>
     <w:p>
@@ -3404,49 +3391,43 @@
           <w:rFonts w:ascii="Times New Roman" w:hAnsi="Times New Roman" w:cs="Times New Roman"/>
           <w:b/>
           <w:color w:val="auto"/>
-          <w:sz w:val="36"/>
-          <w:szCs w:val="36"/>
-        </w:rPr>
-      </w:pPr>
-      <w:bookmarkStart w:id="4" w:name="_Toc230263288"/>
+        </w:rPr>
+      </w:pPr>
+      <w:bookmarkStart w:id="5" w:name="_Toc230263288"/>
       <w:r>
         <w:rPr>
           <w:rFonts w:ascii="Times New Roman" w:hAnsi="Times New Roman" w:cs="Times New Roman"/>
           <w:b/>
           <w:color w:val="auto"/>
         </w:rPr>
-        <w:t>Информационное</w:t>
-      </w:r>
-      <w:r>
+        <w:t>Информационное обеспечение систем управления</w:t>
+      </w:r>
+      <w:bookmarkEnd w:id="5"/>
+    </w:p>
+    <w:p>
+      <w:pPr>
+        <w:rPr>
+          <w:sz w:val="32"/>
+          <w:szCs w:val="32"/>
+        </w:rPr>
+      </w:pPr>
+    </w:p>
+    <w:p>
+      <w:pPr>
         <w:rPr>
           <w:rFonts w:ascii="Times New Roman" w:hAnsi="Times New Roman" w:cs="Times New Roman"/>
           <w:b/>
-          <w:color w:val="auto"/>
-          <w:sz w:val="36"/>
-          <w:szCs w:val="36"/>
-        </w:rPr>
-        <w:t xml:space="preserve"> обеспечение систем управления</w:t>
-      </w:r>
-      <w:bookmarkEnd w:id="4"/>
-    </w:p>
-    <w:p/>
-    <w:p>
-      <w:pPr>
+          <w:sz w:val="28"/>
+          <w:szCs w:val="28"/>
+        </w:rPr>
+      </w:pPr>
+      <w:r>
         <w:rPr>
           <w:rFonts w:ascii="Times New Roman" w:hAnsi="Times New Roman" w:cs="Times New Roman"/>
           <w:b/>
           <w:sz w:val="28"/>
           <w:szCs w:val="28"/>
         </w:rPr>
-      </w:pPr>
-      <w:r>
-        <w:rPr>
-          <w:rFonts w:ascii="Times New Roman" w:hAnsi="Times New Roman" w:cs="Times New Roman"/>
-          <w:b/>
-          <w:sz w:val="28"/>
-          <w:szCs w:val="28"/>
-        </w:rPr>
-        <w:lastRenderedPageBreak/>
         <w:t xml:space="preserve">ИО - </w:t>
       </w:r>
       <w:r>
@@ -3508,6 +3489,7 @@
           <w:sz w:val="28"/>
           <w:szCs w:val="28"/>
         </w:rPr>
+        <w:lastRenderedPageBreak/>
         <w:t>Сведения и знания, предоставляемые потребителю для удовлетворения информационных потребностей.</w:t>
       </w:r>
     </w:p>
@@ -3573,30 +3555,18 @@
           <w:rFonts w:ascii="Times New Roman" w:hAnsi="Times New Roman" w:cs="Times New Roman"/>
           <w:b/>
           <w:color w:val="auto"/>
-          <w:sz w:val="36"/>
-          <w:szCs w:val="36"/>
-        </w:rPr>
-      </w:pPr>
-      <w:bookmarkStart w:id="5" w:name="_Toc230263289"/>
+        </w:rPr>
+      </w:pPr>
+      <w:bookmarkStart w:id="6" w:name="_Toc230263289"/>
       <w:r>
         <w:rPr>
           <w:rFonts w:ascii="Times New Roman" w:hAnsi="Times New Roman" w:cs="Times New Roman"/>
           <w:b/>
           <w:color w:val="auto"/>
         </w:rPr>
-        <w:t>Характеристика</w:t>
-      </w:r>
-      <w:r>
-        <w:rPr>
-          <w:rFonts w:ascii="Times New Roman" w:hAnsi="Times New Roman" w:cs="Times New Roman"/>
-          <w:b/>
-          <w:color w:val="auto"/>
-          <w:sz w:val="36"/>
-          <w:szCs w:val="36"/>
-        </w:rPr>
-        <w:t xml:space="preserve"> информационного обеспечения современных информационных технологий</w:t>
-      </w:r>
-      <w:bookmarkEnd w:id="5"/>
+        <w:t>Характеристика информационного обеспечения современных информационных технологий</w:t>
+      </w:r>
+      <w:bookmarkEnd w:id="6"/>
     </w:p>
     <w:p>
       <w:pPr>
@@ -3989,7 +3959,6 @@
           <w:sz w:val="28"/>
           <w:szCs w:val="28"/>
         </w:rPr>
-        <w:lastRenderedPageBreak/>
         <w:t xml:space="preserve">сбора информации; </w:t>
       </w:r>
     </w:p>
@@ -4056,6 +4025,7 @@
           <w:sz w:val="28"/>
           <w:szCs w:val="28"/>
         </w:rPr>
+        <w:lastRenderedPageBreak/>
         <w:t xml:space="preserve">обработки информации; </w:t>
       </w:r>
     </w:p>
@@ -4158,7 +4128,6 @@
           <w:szCs w:val="28"/>
         </w:rPr>
       </w:pPr>
-      <w:bookmarkStart w:id="6" w:name="_GoBack"/>
       <w:r>
         <w:rPr>
           <w:rFonts w:ascii="Times New Roman" w:hAnsi="Times New Roman" w:cs="Times New Roman"/>
@@ -4209,16 +4178,7 @@
           <w:sz w:val="28"/>
           <w:szCs w:val="28"/>
         </w:rPr>
-        <w:t>организационно-методического обеспечения, увязывающего реализацию всех действий технических средств и персонала в единый технологический процесс в соответствии с назначением конкретного информационного процесса в рамках обеспечения определенной функции управленческой деятельности</w:t>
-      </w:r>
-      <w:bookmarkEnd w:id="6"/>
-      <w:r>
-        <w:rPr>
-          <w:rFonts w:ascii="Times New Roman" w:hAnsi="Times New Roman" w:cs="Times New Roman"/>
-          <w:sz w:val="28"/>
-          <w:szCs w:val="28"/>
-        </w:rPr>
-        <w:t>.</w:t>
+        <w:t>организационно-методического обеспечения, увязывающего реализацию всех действий технических средств и персонала в единый технологический процесс в соответствии с назначением конкретного информационного процесса в рамках обеспечения определенной функции управленческой деятельности.</w:t>
       </w:r>
     </w:p>
     <w:p>
@@ -4418,7 +4378,7 @@
         <v:path o:extrusionok="f" gradientshapeok="t" o:connecttype="rect"/>
         <o:lock v:ext="edit" aspectratio="t"/>
       </v:shapetype>
-      <v:shape id="_x0000_i1062" type="#_x0000_t75" style="width:11.35pt;height:11.35pt" o:bullet="t">
+      <v:shape id="_x0000_i1078" type="#_x0000_t75" style="width:11.35pt;height:11.35pt" o:bullet="t">
         <v:imagedata r:id="rId1" o:title="mso5F5E"/>
       </v:shape>
     </w:pict>
@@ -8197,7 +8157,7 @@
 </file>
 
 <file path=customXml/itemProps1.xml><?xml version="1.0" encoding="utf-8"?>
-<ds:datastoreItem xmlns:ds="http://schemas.openxmlformats.org/officeDocument/2006/customXml" ds:itemID="{06B846E2-6C2D-4F49-883D-F9243EB5FD7C}">
+<ds:datastoreItem xmlns:ds="http://schemas.openxmlformats.org/officeDocument/2006/customXml" ds:itemID="{674C6F56-D53B-4DA7-92F4-9544C906DCC4}">
   <ds:schemaRefs>
     <ds:schemaRef ds:uri="http://schemas.openxmlformats.org/officeDocument/2006/bibliography"/>
   </ds:schemaRefs>
